--- a/tests/fixtures/mixed_doc.docx
+++ b/tests/fixtures/mixed_doc.docx
@@ -7,6 +7,7 @@
         <w:tblW w:type="dxa" w:w="9638"/>
         <w:tblLayout w:type="fixed"/>
         <w:tblLook w:firstColumn="1" w:firstRow="1" w:lastColumn="0" w:lastRow="0" w:noHBand="0" w:noVBand="1" w:val="04A0"/>
+        <w:tblDescription w:val="heading_badge"/>
         <w:bidiVisual/>
       </w:tblPr>
       <w:tblGrid>
@@ -14,6 +15,9 @@
         <w:gridCol w:w="8438"/>
       </w:tblGrid>
       <w:tr>
+        <w:trPr>
+          <w:cantSplit/>
+        </w:trPr>
         <w:tc>
           <w:tcPr>
             <w:tcW w:type="dxa" w:w="1200"/>
@@ -71,10 +75,12 @@
           <w:p>
             <w:pPr>
               <w:bidi w:val="1"/>
-              <w:jc w:val="start"/>
+              <w:jc w:val="right"/>
               <w:keepNext/>
               <w:keepLines/>
+              <w:outlineLvl w:val="0"/>
             </w:pPr>
+            <w:bookmarkStart w:id="1" w:name="md______________________________cf708280"/>
             <w:r>
               <w:rPr>
                 <w:rFonts w:ascii="Vazirmatn" w:hAnsi="Vazirmatn" w:cs="Vazirmatn"/>
@@ -85,7 +91,175 @@
                 <w:color w:val="2D2D2D"/>
                 <w:lang w:val="en-US" w:bidi="fa-IR"/>
               </w:rPr>
-              <w:t xml:space="preserve">بررسی عملکرد پایگاه داده و بنچمارک سیستم </w:t>
+              <w:t>بررسی</w:t>
+            </w:r>
+            <w:r>
+              <w:rPr>
+                <w:rFonts w:ascii="Vazirmatn" w:hAnsi="Vazirmatn" w:cs="Vazirmatn"/>
+                <w:sz w:val="32"/>
+                <w:szCs w:val="32"/>
+                <w:b/>
+                <w:bCs/>
+                <w:color w:val="2D2D2D"/>
+                <w:lang w:val="en-US" w:bidi="fa-IR"/>
+              </w:rPr>
+              <w:t xml:space="preserve"> </w:t>
+            </w:r>
+            <w:r>
+              <w:rPr>
+                <w:rFonts w:ascii="Vazirmatn" w:hAnsi="Vazirmatn" w:cs="Vazirmatn"/>
+                <w:sz w:val="32"/>
+                <w:szCs w:val="32"/>
+                <w:b/>
+                <w:bCs/>
+                <w:color w:val="2D2D2D"/>
+                <w:lang w:val="en-US" w:bidi="fa-IR"/>
+              </w:rPr>
+              <w:t>عملکرد</w:t>
+            </w:r>
+            <w:r>
+              <w:rPr>
+                <w:rFonts w:ascii="Vazirmatn" w:hAnsi="Vazirmatn" w:cs="Vazirmatn"/>
+                <w:sz w:val="32"/>
+                <w:szCs w:val="32"/>
+                <w:b/>
+                <w:bCs/>
+                <w:color w:val="2D2D2D"/>
+                <w:lang w:val="en-US" w:bidi="fa-IR"/>
+              </w:rPr>
+              <w:t xml:space="preserve"> </w:t>
+            </w:r>
+            <w:r>
+              <w:rPr>
+                <w:rFonts w:ascii="Vazirmatn" w:hAnsi="Vazirmatn" w:cs="Vazirmatn"/>
+                <w:sz w:val="32"/>
+                <w:szCs w:val="32"/>
+                <w:b/>
+                <w:bCs/>
+                <w:color w:val="2D2D2D"/>
+                <w:lang w:val="en-US" w:bidi="fa-IR"/>
+              </w:rPr>
+              <w:t>پایگاه</w:t>
+            </w:r>
+            <w:r>
+              <w:rPr>
+                <w:rFonts w:ascii="Vazirmatn" w:hAnsi="Vazirmatn" w:cs="Vazirmatn"/>
+                <w:sz w:val="32"/>
+                <w:szCs w:val="32"/>
+                <w:b/>
+                <w:bCs/>
+                <w:color w:val="2D2D2D"/>
+                <w:lang w:val="en-US" w:bidi="fa-IR"/>
+              </w:rPr>
+              <w:t xml:space="preserve"> </w:t>
+            </w:r>
+            <w:r>
+              <w:rPr>
+                <w:rFonts w:ascii="Vazirmatn" w:hAnsi="Vazirmatn" w:cs="Vazirmatn"/>
+                <w:sz w:val="32"/>
+                <w:szCs w:val="32"/>
+                <w:b/>
+                <w:bCs/>
+                <w:color w:val="2D2D2D"/>
+                <w:lang w:val="en-US" w:bidi="fa-IR"/>
+              </w:rPr>
+              <w:t>داده</w:t>
+            </w:r>
+            <w:r>
+              <w:rPr>
+                <w:rFonts w:ascii="Vazirmatn" w:hAnsi="Vazirmatn" w:cs="Vazirmatn"/>
+                <w:sz w:val="32"/>
+                <w:szCs w:val="32"/>
+                <w:b/>
+                <w:bCs/>
+                <w:color w:val="2D2D2D"/>
+                <w:lang w:val="en-US" w:bidi="fa-IR"/>
+              </w:rPr>
+              <w:t xml:space="preserve"> </w:t>
+            </w:r>
+            <w:r>
+              <w:rPr>
+                <w:rFonts w:ascii="Vazirmatn" w:hAnsi="Vazirmatn" w:cs="Vazirmatn"/>
+                <w:sz w:val="32"/>
+                <w:szCs w:val="32"/>
+                <w:b/>
+                <w:bCs/>
+                <w:color w:val="2D2D2D"/>
+                <w:lang w:val="en-US" w:bidi="fa-IR"/>
+              </w:rPr>
+              <w:t>و</w:t>
+            </w:r>
+            <w:r>
+              <w:rPr>
+                <w:rFonts w:ascii="Vazirmatn" w:hAnsi="Vazirmatn" w:cs="Vazirmatn"/>
+                <w:sz w:val="32"/>
+                <w:szCs w:val="32"/>
+                <w:b/>
+                <w:bCs/>
+                <w:color w:val="2D2D2D"/>
+                <w:lang w:val="en-US" w:bidi="fa-IR"/>
+              </w:rPr>
+              <w:t xml:space="preserve"> </w:t>
+            </w:r>
+            <w:r>
+              <w:rPr>
+                <w:rFonts w:ascii="Vazirmatn" w:hAnsi="Vazirmatn" w:cs="Vazirmatn"/>
+                <w:sz w:val="32"/>
+                <w:szCs w:val="32"/>
+                <w:b/>
+                <w:bCs/>
+                <w:color w:val="2D2D2D"/>
+                <w:lang w:val="en-US" w:bidi="fa-IR"/>
+              </w:rPr>
+              <w:t>بنچمارک</w:t>
+            </w:r>
+            <w:r>
+              <w:rPr>
+                <w:rFonts w:ascii="Vazirmatn" w:hAnsi="Vazirmatn" w:cs="Vazirmatn"/>
+                <w:sz w:val="32"/>
+                <w:szCs w:val="32"/>
+                <w:b/>
+                <w:bCs/>
+                <w:color w:val="2D2D2D"/>
+                <w:lang w:val="en-US" w:bidi="fa-IR"/>
+              </w:rPr>
+              <w:t xml:space="preserve"> </w:t>
+            </w:r>
+            <w:r>
+              <w:rPr>
+                <w:rFonts w:ascii="Vazirmatn" w:hAnsi="Vazirmatn" w:cs="Vazirmatn"/>
+                <w:sz w:val="32"/>
+                <w:szCs w:val="32"/>
+                <w:b/>
+                <w:bCs/>
+                <w:color w:val="2D2D2D"/>
+                <w:lang w:val="en-US" w:bidi="fa-IR"/>
+              </w:rPr>
+              <w:t>سیستم</w:t>
+            </w:r>
+            <w:r>
+              <w:rPr>
+                <w:rFonts w:ascii="Vazirmatn" w:hAnsi="Vazirmatn" w:cs="Vazirmatn"/>
+                <w:sz w:val="32"/>
+                <w:szCs w:val="32"/>
+                <w:b/>
+                <w:bCs/>
+                <w:color w:val="2D2D2D"/>
+                <w:lang w:val="en-US" w:bidi="fa-IR"/>
+              </w:rPr>
+              <w:t xml:space="preserve"> </w:t>
+            </w:r>
+            <w:r>
+              <w:rPr>
+                <w:rFonts w:ascii="Vazirmatn" w:hAnsi="Vazirmatn" w:cs="Vazirmatn"/>
+                <w:sz w:val="32"/>
+                <w:szCs w:val="32"/>
+                <w:b/>
+                <w:bCs/>
+                <w:color w:val="2D2D2D"/>
+                <w:lang w:val="en-US" w:bidi="fa-IR"/>
+              </w:rPr>
+              <w:t>(</w:t>
             </w:r>
             <w:r>
               <w:rPr>
@@ -98,8 +272,71 @@
                 <w:lang w:val="en-US" w:bidi="fa-IR"/>
                 <w:rtl w:val="0"/>
               </w:rPr>
-              <w:t>(Database Performance Benchmark)</w:t>
-            </w:r>
+              <w:t>Database</w:t>
+            </w:r>
+            <w:r>
+              <w:rPr>
+                <w:rFonts w:ascii="Vazirmatn" w:hAnsi="Vazirmatn" w:cs="Vazirmatn"/>
+                <w:sz w:val="32"/>
+                <w:szCs w:val="32"/>
+                <w:b/>
+                <w:bCs/>
+                <w:color w:val="2D2D2D"/>
+                <w:lang w:val="en-US" w:bidi="fa-IR"/>
+              </w:rPr>
+              <w:t xml:space="preserve"> </w:t>
+            </w:r>
+            <w:r>
+              <w:rPr>
+                <w:rFonts w:ascii="Segoe UI" w:hAnsi="Segoe UI" w:cs="Vazirmatn"/>
+                <w:sz w:val="32"/>
+                <w:szCs w:val="32"/>
+                <w:b/>
+                <w:bCs/>
+                <w:color w:val="2D2D2D"/>
+                <w:lang w:val="en-US" w:bidi="fa-IR"/>
+                <w:rtl w:val="0"/>
+              </w:rPr>
+              <w:t>Performance</w:t>
+            </w:r>
+            <w:r>
+              <w:rPr>
+                <w:rFonts w:ascii="Vazirmatn" w:hAnsi="Vazirmatn" w:cs="Vazirmatn"/>
+                <w:sz w:val="32"/>
+                <w:szCs w:val="32"/>
+                <w:b/>
+                <w:bCs/>
+                <w:color w:val="2D2D2D"/>
+                <w:lang w:val="en-US" w:bidi="fa-IR"/>
+              </w:rPr>
+              <w:t xml:space="preserve"> </w:t>
+            </w:r>
+            <w:r>
+              <w:rPr>
+                <w:rFonts w:ascii="Segoe UI" w:hAnsi="Segoe UI" w:cs="Vazirmatn"/>
+                <w:sz w:val="32"/>
+                <w:szCs w:val="32"/>
+                <w:b/>
+                <w:bCs/>
+                <w:color w:val="2D2D2D"/>
+                <w:lang w:val="en-US" w:bidi="fa-IR"/>
+                <w:rtl w:val="0"/>
+              </w:rPr>
+              <w:t>Benchmark</w:t>
+            </w:r>
+            <w:r>
+              <w:rPr>
+                <w:rFonts w:ascii="Vazirmatn" w:hAnsi="Vazirmatn" w:cs="Vazirmatn"/>
+                <w:sz w:val="32"/>
+                <w:szCs w:val="32"/>
+                <w:b/>
+                <w:bCs/>
+                <w:color w:val="2D2D2D"/>
+                <w:lang w:val="en-US" w:bidi="fa-IR"/>
+              </w:rPr>
+              <w:t>)</w:t>
+            </w:r>
+            <w:bookmarkEnd w:id="1"/>
           </w:p>
         </w:tc>
       </w:tr>
@@ -999,6 +1236,7 @@
         <w:tblW w:type="dxa" w:w="9638"/>
         <w:tblLayout w:type="fixed"/>
         <w:tblLook w:firstColumn="1" w:firstRow="1" w:lastColumn="0" w:lastRow="0" w:noHBand="0" w:noVBand="1" w:val="04A0"/>
+        <w:tblDescription w:val="heading_badge"/>
         <w:bidiVisual/>
       </w:tblPr>
       <w:tblGrid>
@@ -1006,6 +1244,9 @@
         <w:gridCol w:w="8438"/>
       </w:tblGrid>
       <w:tr>
+        <w:trPr>
+          <w:cantSplit/>
+        </w:trPr>
         <w:tc>
           <w:tcPr>
             <w:tcW w:type="dxa" w:w="1200"/>
@@ -1063,10 +1304,12 @@
           <w:p>
             <w:pPr>
               <w:bidi w:val="1"/>
-              <w:jc w:val="start"/>
+              <w:jc w:val="right"/>
               <w:keepNext/>
               <w:keepLines/>
+              <w:outlineLvl w:val="1"/>
             </w:pPr>
+            <w:bookmarkStart w:id="2" w:name="md______________________________3110b23c"/>
             <w:r>
               <w:rPr>
                 <w:rFonts w:ascii="Vazirmatn" w:hAnsi="Vazirmatn" w:cs="Vazirmatn"/>
@@ -1077,7 +1320,151 @@
                 <w:color w:val="2D2D2D"/>
                 <w:lang w:val="en-US" w:bidi="fa-IR"/>
               </w:rPr>
-              <w:t xml:space="preserve">معماری کلاستر با قابلیت دسترسی‌پذیر بالا </w:t>
+              <w:t>معماری</w:t>
+            </w:r>
+            <w:r>
+              <w:rPr>
+                <w:rFonts w:ascii="Vazirmatn" w:hAnsi="Vazirmatn" w:cs="Vazirmatn"/>
+                <w:sz w:val="28"/>
+                <w:szCs w:val="28"/>
+                <w:b/>
+                <w:bCs/>
+                <w:color w:val="2D2D2D"/>
+                <w:lang w:val="en-US" w:bidi="fa-IR"/>
+              </w:rPr>
+              <w:t xml:space="preserve"> </w:t>
+            </w:r>
+            <w:r>
+              <w:rPr>
+                <w:rFonts w:ascii="Vazirmatn" w:hAnsi="Vazirmatn" w:cs="Vazirmatn"/>
+                <w:sz w:val="28"/>
+                <w:szCs w:val="28"/>
+                <w:b/>
+                <w:bCs/>
+                <w:color w:val="2D2D2D"/>
+                <w:lang w:val="en-US" w:bidi="fa-IR"/>
+              </w:rPr>
+              <w:t>کلاستر</w:t>
+            </w:r>
+            <w:r>
+              <w:rPr>
+                <w:rFonts w:ascii="Vazirmatn" w:hAnsi="Vazirmatn" w:cs="Vazirmatn"/>
+                <w:sz w:val="28"/>
+                <w:szCs w:val="28"/>
+                <w:b/>
+                <w:bCs/>
+                <w:color w:val="2D2D2D"/>
+                <w:lang w:val="en-US" w:bidi="fa-IR"/>
+              </w:rPr>
+              <w:t xml:space="preserve"> </w:t>
+            </w:r>
+            <w:r>
+              <w:rPr>
+                <w:rFonts w:ascii="Vazirmatn" w:hAnsi="Vazirmatn" w:cs="Vazirmatn"/>
+                <w:sz w:val="28"/>
+                <w:szCs w:val="28"/>
+                <w:b/>
+                <w:bCs/>
+                <w:color w:val="2D2D2D"/>
+                <w:lang w:val="en-US" w:bidi="fa-IR"/>
+              </w:rPr>
+              <w:t>با</w:t>
+            </w:r>
+            <w:r>
+              <w:rPr>
+                <w:rFonts w:ascii="Vazirmatn" w:hAnsi="Vazirmatn" w:cs="Vazirmatn"/>
+                <w:sz w:val="28"/>
+                <w:szCs w:val="28"/>
+                <w:b/>
+                <w:bCs/>
+                <w:color w:val="2D2D2D"/>
+                <w:lang w:val="en-US" w:bidi="fa-IR"/>
+              </w:rPr>
+              <w:t xml:space="preserve"> </w:t>
+            </w:r>
+            <w:r>
+              <w:rPr>
+                <w:rFonts w:ascii="Vazirmatn" w:hAnsi="Vazirmatn" w:cs="Vazirmatn"/>
+                <w:sz w:val="28"/>
+                <w:szCs w:val="28"/>
+                <w:b/>
+                <w:bCs/>
+                <w:color w:val="2D2D2D"/>
+                <w:lang w:val="en-US" w:bidi="fa-IR"/>
+              </w:rPr>
+              <w:t>قابلیت</w:t>
+            </w:r>
+            <w:r>
+              <w:rPr>
+                <w:rFonts w:ascii="Vazirmatn" w:hAnsi="Vazirmatn" w:cs="Vazirmatn"/>
+                <w:sz w:val="28"/>
+                <w:szCs w:val="28"/>
+                <w:b/>
+                <w:bCs/>
+                <w:color w:val="2D2D2D"/>
+                <w:lang w:val="en-US" w:bidi="fa-IR"/>
+              </w:rPr>
+              <w:t xml:space="preserve"> </w:t>
+            </w:r>
+            <w:r>
+              <w:rPr>
+                <w:rFonts w:ascii="Vazirmatn" w:hAnsi="Vazirmatn" w:cs="Vazirmatn"/>
+                <w:sz w:val="28"/>
+                <w:szCs w:val="28"/>
+                <w:b/>
+                <w:bCs/>
+                <w:color w:val="2D2D2D"/>
+                <w:lang w:val="en-US" w:bidi="fa-IR"/>
+              </w:rPr>
+              <w:t>دسترسی‌پذیر</w:t>
+            </w:r>
+            <w:r>
+              <w:rPr>
+                <w:rFonts w:ascii="Vazirmatn" w:hAnsi="Vazirmatn" w:cs="Vazirmatn"/>
+                <w:sz w:val="28"/>
+                <w:szCs w:val="28"/>
+                <w:b/>
+                <w:bCs/>
+                <w:color w:val="2D2D2D"/>
+                <w:lang w:val="en-US" w:bidi="fa-IR"/>
+              </w:rPr>
+              <w:t xml:space="preserve"> </w:t>
+            </w:r>
+            <w:r>
+              <w:rPr>
+                <w:rFonts w:ascii="Vazirmatn" w:hAnsi="Vazirmatn" w:cs="Vazirmatn"/>
+                <w:sz w:val="28"/>
+                <w:szCs w:val="28"/>
+                <w:b/>
+                <w:bCs/>
+                <w:color w:val="2D2D2D"/>
+                <w:lang w:val="en-US" w:bidi="fa-IR"/>
+              </w:rPr>
+              <w:t>بالا</w:t>
+            </w:r>
+            <w:r>
+              <w:rPr>
+                <w:rFonts w:ascii="Vazirmatn" w:hAnsi="Vazirmatn" w:cs="Vazirmatn"/>
+                <w:sz w:val="28"/>
+                <w:szCs w:val="28"/>
+                <w:b/>
+                <w:bCs/>
+                <w:color w:val="2D2D2D"/>
+                <w:lang w:val="en-US" w:bidi="fa-IR"/>
+              </w:rPr>
+              <w:t xml:space="preserve"> </w:t>
+            </w:r>
+            <w:r>
+              <w:rPr>
+                <w:rFonts w:ascii="Vazirmatn" w:hAnsi="Vazirmatn" w:cs="Vazirmatn"/>
+                <w:sz w:val="28"/>
+                <w:szCs w:val="28"/>
+                <w:b/>
+                <w:bCs/>
+                <w:color w:val="2D2D2D"/>
+                <w:lang w:val="en-US" w:bidi="fa-IR"/>
+              </w:rPr>
+              <w:t>(</w:t>
             </w:r>
             <w:r>
               <w:rPr>
@@ -1090,8 +1477,96 @@
                 <w:lang w:val="en-US" w:bidi="fa-IR"/>
                 <w:rtl w:val="0"/>
               </w:rPr>
-              <w:t>(High Availability Cluster Architecture)</w:t>
-            </w:r>
+              <w:t>High</w:t>
+            </w:r>
+            <w:r>
+              <w:rPr>
+                <w:rFonts w:ascii="Vazirmatn" w:hAnsi="Vazirmatn" w:cs="Vazirmatn"/>
+                <w:sz w:val="28"/>
+                <w:szCs w:val="28"/>
+                <w:b/>
+                <w:bCs/>
+                <w:color w:val="2D2D2D"/>
+                <w:lang w:val="en-US" w:bidi="fa-IR"/>
+              </w:rPr>
+              <w:t xml:space="preserve"> </w:t>
+            </w:r>
+            <w:r>
+              <w:rPr>
+                <w:rFonts w:ascii="Segoe UI" w:hAnsi="Segoe UI" w:cs="Vazirmatn"/>
+                <w:sz w:val="28"/>
+                <w:szCs w:val="28"/>
+                <w:b/>
+                <w:bCs/>
+                <w:color w:val="2D2D2D"/>
+                <w:lang w:val="en-US" w:bidi="fa-IR"/>
+                <w:rtl w:val="0"/>
+              </w:rPr>
+              <w:t>Availability</w:t>
+            </w:r>
+            <w:r>
+              <w:rPr>
+                <w:rFonts w:ascii="Vazirmatn" w:hAnsi="Vazirmatn" w:cs="Vazirmatn"/>
+                <w:sz w:val="28"/>
+                <w:szCs w:val="28"/>
+                <w:b/>
+                <w:bCs/>
+                <w:color w:val="2D2D2D"/>
+                <w:lang w:val="en-US" w:bidi="fa-IR"/>
+              </w:rPr>
+              <w:t xml:space="preserve"> </w:t>
+            </w:r>
+            <w:r>
+              <w:rPr>
+                <w:rFonts w:ascii="Segoe UI" w:hAnsi="Segoe UI" w:cs="Vazirmatn"/>
+                <w:sz w:val="28"/>
+                <w:szCs w:val="28"/>
+                <w:b/>
+                <w:bCs/>
+                <w:color w:val="2D2D2D"/>
+                <w:lang w:val="en-US" w:bidi="fa-IR"/>
+                <w:rtl w:val="0"/>
+              </w:rPr>
+              <w:t>Cluster</w:t>
+            </w:r>
+            <w:r>
+              <w:rPr>
+                <w:rFonts w:ascii="Vazirmatn" w:hAnsi="Vazirmatn" w:cs="Vazirmatn"/>
+                <w:sz w:val="28"/>
+                <w:szCs w:val="28"/>
+                <w:b/>
+                <w:bCs/>
+                <w:color w:val="2D2D2D"/>
+                <w:lang w:val="en-US" w:bidi="fa-IR"/>
+              </w:rPr>
+              <w:t xml:space="preserve"> </w:t>
+            </w:r>
+            <w:r>
+              <w:rPr>
+                <w:rFonts w:ascii="Segoe UI" w:hAnsi="Segoe UI" w:cs="Vazirmatn"/>
+                <w:sz w:val="28"/>
+                <w:szCs w:val="28"/>
+                <w:b/>
+                <w:bCs/>
+                <w:color w:val="2D2D2D"/>
+                <w:lang w:val="en-US" w:bidi="fa-IR"/>
+                <w:rtl w:val="0"/>
+              </w:rPr>
+              <w:t>Architecture</w:t>
+            </w:r>
+            <w:r>
+              <w:rPr>
+                <w:rFonts w:ascii="Vazirmatn" w:hAnsi="Vazirmatn" w:cs="Vazirmatn"/>
+                <w:sz w:val="28"/>
+                <w:szCs w:val="28"/>
+                <w:b/>
+                <w:bCs/>
+                <w:color w:val="2D2D2D"/>
+                <w:lang w:val="en-US" w:bidi="fa-IR"/>
+              </w:rPr>
+              <w:t>)</w:t>
+            </w:r>
+            <w:bookmarkEnd w:id="2"/>
           </w:p>
         </w:tc>
       </w:tr>
@@ -1893,8 +2368,8 @@
       <w:r>
         <w:drawing>
           <wp:inline xmlns:a="http://schemas.openxmlformats.org/drawingml/2006/main" xmlns:pic="http://schemas.openxmlformats.org/drawingml/2006/picture">
-            <wp:extent cx="5760720" cy="587828"/>
-            <wp:docPr id="1" name="Picture 1"/>
+            <wp:extent cx="5760720" cy="565785"/>
+            <wp:docPr id="1" name="Mermaid Diagram" descr="mermaid"/>
             <wp:cNvGraphicFramePr>
               <a:graphicFrameLocks noChangeAspect="1"/>
             </wp:cNvGraphicFramePr>
@@ -1914,7 +2389,7 @@
                   <pic:spPr>
                     <a:xfrm>
                       <a:off x="0" y="0"/>
-                      <a:ext cx="5760720" cy="587828"/>
+                      <a:ext cx="5760720" cy="565785"/>
                     </a:xfrm>
                     <a:prstGeom prst="rect"/>
                   </pic:spPr>
@@ -2338,6 +2813,7 @@
         <w:tblW w:type="dxa" w:w="9638"/>
         <w:tblLayout w:type="fixed"/>
         <w:tblLook w:firstColumn="1" w:firstRow="1" w:lastColumn="0" w:lastRow="0" w:noHBand="0" w:noVBand="1" w:val="04A0"/>
+        <w:tblDescription w:val="code_block"/>
         <w:jc w:val="center"/>
       </w:tblPr>
       <w:tblGrid>
@@ -3854,15 +4330,19 @@
     </w:p>
     <w:tbl>
       <w:tblPr>
-        <w:tblW w:type="auto" w:w="0"/>
+        <w:tblW w:type="dxa" w:w="9638"/>
         <w:tblLayout w:type="fixed"/>
         <w:tblLook w:firstColumn="1" w:firstRow="1" w:lastColumn="0" w:lastRow="0" w:noHBand="0" w:noVBand="1" w:val="04A0"/>
+        <w:tblDescription w:val="callout"/>
         <w:bidiVisual/>
       </w:tblPr>
       <w:tblGrid>
         <w:gridCol w:w="9638"/>
       </w:tblGrid>
       <w:tr>
+        <w:trPr>
+          <w:cantSplit/>
+        </w:trPr>
         <w:tc>
           <w:tcPr>
             <w:tcW w:type="dxa" w:w="9638"/>
@@ -3883,7 +4363,9 @@
           <w:p>
             <w:pPr>
               <w:bidi w:val="1"/>
-              <w:jc w:val="start"/>
+              <w:jc w:val="right"/>
+              <w:keepNext/>
+              <w:keepLines/>
             </w:pPr>
             <w:r>
               <w:rPr>
@@ -4415,15 +4897,19 @@
     </w:p>
     <w:tbl>
       <w:tblPr>
-        <w:tblW w:type="auto" w:w="0"/>
+        <w:tblW w:type="dxa" w:w="9638"/>
         <w:tblLayout w:type="fixed"/>
         <w:tblLook w:firstColumn="1" w:firstRow="1" w:lastColumn="0" w:lastRow="0" w:noHBand="0" w:noVBand="1" w:val="04A0"/>
+        <w:tblDescription w:val="callout"/>
         <w:bidiVisual/>
       </w:tblPr>
       <w:tblGrid>
         <w:gridCol w:w="9638"/>
       </w:tblGrid>
       <w:tr>
+        <w:trPr>
+          <w:cantSplit/>
+        </w:trPr>
         <w:tc>
           <w:tcPr>
             <w:tcW w:type="dxa" w:w="9638"/>
@@ -4444,7 +4930,9 @@
           <w:p>
             <w:pPr>
               <w:bidi w:val="1"/>
-              <w:jc w:val="start"/>
+              <w:jc w:val="right"/>
+              <w:keepNext/>
+              <w:keepLines/>
             </w:pPr>
             <w:r>
               <w:rPr>
@@ -5170,6 +5658,7 @@
         <w:tblW w:type="dxa" w:w="9638"/>
         <w:tblLayout w:type="fixed"/>
         <w:tblLook w:firstColumn="1" w:firstRow="1" w:lastColumn="0" w:lastRow="0" w:noHBand="0" w:noVBand="1" w:val="04A0"/>
+        <w:tblDescription w:val="heading_badge"/>
         <w:bidiVisual/>
       </w:tblPr>
       <w:tblGrid>
@@ -5177,6 +5666,9 @@
         <w:gridCol w:w="8438"/>
       </w:tblGrid>
       <w:tr>
+        <w:trPr>
+          <w:cantSplit/>
+        </w:trPr>
         <w:tc>
           <w:tcPr>
             <w:tcW w:type="dxa" w:w="1200"/>
@@ -5234,10 +5726,12 @@
           <w:p>
             <w:pPr>
               <w:bidi w:val="1"/>
-              <w:jc w:val="start"/>
+              <w:jc w:val="right"/>
               <w:keepNext/>
               <w:keepLines/>
+              <w:outlineLvl w:val="1"/>
             </w:pPr>
+            <w:bookmarkStart w:id="3" w:name="md______________________________7487c30d"/>
             <w:r>
               <w:rPr>
                 <w:rFonts w:ascii="Vazirmatn" w:hAnsi="Vazirmatn" w:cs="Vazirmatn"/>
@@ -5248,7 +5742,103 @@
                 <w:color w:val="2D2D2D"/>
                 <w:lang w:val="en-US" w:bidi="fa-IR"/>
               </w:rPr>
-              <w:t xml:space="preserve">مقایسه شاخص‌های کلیدی کارایی </w:t>
+              <w:t>مقایسه</w:t>
+            </w:r>
+            <w:r>
+              <w:rPr>
+                <w:rFonts w:ascii="Vazirmatn" w:hAnsi="Vazirmatn" w:cs="Vazirmatn"/>
+                <w:sz w:val="28"/>
+                <w:szCs w:val="28"/>
+                <w:b/>
+                <w:bCs/>
+                <w:color w:val="2D2D2D"/>
+                <w:lang w:val="en-US" w:bidi="fa-IR"/>
+              </w:rPr>
+              <w:t xml:space="preserve"> </w:t>
+            </w:r>
+            <w:r>
+              <w:rPr>
+                <w:rFonts w:ascii="Vazirmatn" w:hAnsi="Vazirmatn" w:cs="Vazirmatn"/>
+                <w:sz w:val="28"/>
+                <w:szCs w:val="28"/>
+                <w:b/>
+                <w:bCs/>
+                <w:color w:val="2D2D2D"/>
+                <w:lang w:val="en-US" w:bidi="fa-IR"/>
+              </w:rPr>
+              <w:t>شاخص‌های</w:t>
+            </w:r>
+            <w:r>
+              <w:rPr>
+                <w:rFonts w:ascii="Vazirmatn" w:hAnsi="Vazirmatn" w:cs="Vazirmatn"/>
+                <w:sz w:val="28"/>
+                <w:szCs w:val="28"/>
+                <w:b/>
+                <w:bCs/>
+                <w:color w:val="2D2D2D"/>
+                <w:lang w:val="en-US" w:bidi="fa-IR"/>
+              </w:rPr>
+              <w:t xml:space="preserve"> </w:t>
+            </w:r>
+            <w:r>
+              <w:rPr>
+                <w:rFonts w:ascii="Vazirmatn" w:hAnsi="Vazirmatn" w:cs="Vazirmatn"/>
+                <w:sz w:val="28"/>
+                <w:szCs w:val="28"/>
+                <w:b/>
+                <w:bCs/>
+                <w:color w:val="2D2D2D"/>
+                <w:lang w:val="en-US" w:bidi="fa-IR"/>
+              </w:rPr>
+              <w:t>کلیدی</w:t>
+            </w:r>
+            <w:r>
+              <w:rPr>
+                <w:rFonts w:ascii="Vazirmatn" w:hAnsi="Vazirmatn" w:cs="Vazirmatn"/>
+                <w:sz w:val="28"/>
+                <w:szCs w:val="28"/>
+                <w:b/>
+                <w:bCs/>
+                <w:color w:val="2D2D2D"/>
+                <w:lang w:val="en-US" w:bidi="fa-IR"/>
+              </w:rPr>
+              <w:t xml:space="preserve"> </w:t>
+            </w:r>
+            <w:r>
+              <w:rPr>
+                <w:rFonts w:ascii="Vazirmatn" w:hAnsi="Vazirmatn" w:cs="Vazirmatn"/>
+                <w:sz w:val="28"/>
+                <w:szCs w:val="28"/>
+                <w:b/>
+                <w:bCs/>
+                <w:color w:val="2D2D2D"/>
+                <w:lang w:val="en-US" w:bidi="fa-IR"/>
+              </w:rPr>
+              <w:t>کارایی</w:t>
+            </w:r>
+            <w:r>
+              <w:rPr>
+                <w:rFonts w:ascii="Vazirmatn" w:hAnsi="Vazirmatn" w:cs="Vazirmatn"/>
+                <w:sz w:val="28"/>
+                <w:szCs w:val="28"/>
+                <w:b/>
+                <w:bCs/>
+                <w:color w:val="2D2D2D"/>
+                <w:lang w:val="en-US" w:bidi="fa-IR"/>
+              </w:rPr>
+              <w:t xml:space="preserve"> </w:t>
+            </w:r>
+            <w:r>
+              <w:rPr>
+                <w:rFonts w:ascii="Vazirmatn" w:hAnsi="Vazirmatn" w:cs="Vazirmatn"/>
+                <w:sz w:val="28"/>
+                <w:szCs w:val="28"/>
+                <w:b/>
+                <w:bCs/>
+                <w:color w:val="2D2D2D"/>
+                <w:lang w:val="en-US" w:bidi="fa-IR"/>
+              </w:rPr>
+              <w:t>(</w:t>
             </w:r>
             <w:r>
               <w:rPr>
@@ -5261,8 +5851,71 @@
                 <w:lang w:val="en-US" w:bidi="fa-IR"/>
                 <w:rtl w:val="0"/>
               </w:rPr>
-              <w:t>(Key Performance Indicators)</w:t>
-            </w:r>
+              <w:t>Key</w:t>
+            </w:r>
+            <w:r>
+              <w:rPr>
+                <w:rFonts w:ascii="Vazirmatn" w:hAnsi="Vazirmatn" w:cs="Vazirmatn"/>
+                <w:sz w:val="28"/>
+                <w:szCs w:val="28"/>
+                <w:b/>
+                <w:bCs/>
+                <w:color w:val="2D2D2D"/>
+                <w:lang w:val="en-US" w:bidi="fa-IR"/>
+              </w:rPr>
+              <w:t xml:space="preserve"> </w:t>
+            </w:r>
+            <w:r>
+              <w:rPr>
+                <w:rFonts w:ascii="Segoe UI" w:hAnsi="Segoe UI" w:cs="Vazirmatn"/>
+                <w:sz w:val="28"/>
+                <w:szCs w:val="28"/>
+                <w:b/>
+                <w:bCs/>
+                <w:color w:val="2D2D2D"/>
+                <w:lang w:val="en-US" w:bidi="fa-IR"/>
+                <w:rtl w:val="0"/>
+              </w:rPr>
+              <w:t>Performance</w:t>
+            </w:r>
+            <w:r>
+              <w:rPr>
+                <w:rFonts w:ascii="Vazirmatn" w:hAnsi="Vazirmatn" w:cs="Vazirmatn"/>
+                <w:sz w:val="28"/>
+                <w:szCs w:val="28"/>
+                <w:b/>
+                <w:bCs/>
+                <w:color w:val="2D2D2D"/>
+                <w:lang w:val="en-US" w:bidi="fa-IR"/>
+              </w:rPr>
+              <w:t xml:space="preserve"> </w:t>
+            </w:r>
+            <w:r>
+              <w:rPr>
+                <w:rFonts w:ascii="Segoe UI" w:hAnsi="Segoe UI" w:cs="Vazirmatn"/>
+                <w:sz w:val="28"/>
+                <w:szCs w:val="28"/>
+                <w:b/>
+                <w:bCs/>
+                <w:color w:val="2D2D2D"/>
+                <w:lang w:val="en-US" w:bidi="fa-IR"/>
+                <w:rtl w:val="0"/>
+              </w:rPr>
+              <w:t>Indicators</w:t>
+            </w:r>
+            <w:r>
+              <w:rPr>
+                <w:rFonts w:ascii="Vazirmatn" w:hAnsi="Vazirmatn" w:cs="Vazirmatn"/>
+                <w:sz w:val="28"/>
+                <w:szCs w:val="28"/>
+                <w:b/>
+                <w:bCs/>
+                <w:color w:val="2D2D2D"/>
+                <w:lang w:val="en-US" w:bidi="fa-IR"/>
+              </w:rPr>
+              <w:t>)</w:t>
+            </w:r>
+            <w:bookmarkEnd w:id="3"/>
           </w:p>
         </w:tc>
       </w:tr>
@@ -5758,23 +6411,24 @@
         <w:tblW w:type="dxa" w:w="9638"/>
         <w:tblLayout w:type="fixed"/>
         <w:tblLook w:firstColumn="1" w:firstRow="1" w:lastColumn="0" w:lastRow="0" w:noHBand="0" w:noVBand="1" w:val="04A0"/>
+        <w:tblDescription w:val="data_table"/>
         <w:bidiVisual/>
       </w:tblPr>
       <w:tblGrid>
-        <w:gridCol w:w="1927"/>
-        <w:gridCol w:w="1927"/>
-        <w:gridCol w:w="1927"/>
-        <w:gridCol w:w="1927"/>
-        <w:gridCol w:w="1930"/>
+        <w:gridCol w:w="1928"/>
+        <w:gridCol w:w="1928"/>
+        <w:gridCol w:w="1928"/>
+        <w:gridCol w:w="1928"/>
+        <w:gridCol w:w="1926"/>
       </w:tblGrid>
       <w:tr>
         <w:trPr>
+          <w:tblHeader/>
           <w:cantSplit/>
-          <w:tblHeader/>
         </w:trPr>
         <w:tc>
           <w:tcPr>
-            <w:tcW w:type="dxa" w:w="1927"/>
+            <w:tcW w:type="dxa" w:w="1928"/>
             <w:shd w:val="clear" w:color="auto" w:fill="6B2FA0"/>
             <w:tcMar>
               <w:top w:w="100" w:type="dxa"/>
@@ -5860,7 +6514,7 @@
         </w:tc>
         <w:tc>
           <w:tcPr>
-            <w:tcW w:type="dxa" w:w="1927"/>
+            <w:tcW w:type="dxa" w:w="1928"/>
             <w:shd w:val="clear" w:color="auto" w:fill="6B2FA0"/>
             <w:tcMar>
               <w:top w:w="100" w:type="dxa"/>
@@ -5945,7 +6599,7 @@
         </w:tc>
         <w:tc>
           <w:tcPr>
-            <w:tcW w:type="dxa" w:w="1927"/>
+            <w:tcW w:type="dxa" w:w="1928"/>
             <w:shd w:val="clear" w:color="auto" w:fill="6B2FA0"/>
             <w:tcMar>
               <w:top w:w="100" w:type="dxa"/>
@@ -6031,7 +6685,7 @@
         </w:tc>
         <w:tc>
           <w:tcPr>
-            <w:tcW w:type="dxa" w:w="1927"/>
+            <w:tcW w:type="dxa" w:w="1928"/>
             <w:shd w:val="clear" w:color="auto" w:fill="6B2FA0"/>
             <w:tcMar>
               <w:top w:w="100" w:type="dxa"/>
@@ -6117,7 +6771,7 @@
         </w:tc>
         <w:tc>
           <w:tcPr>
-            <w:tcW w:type="dxa" w:w="1930"/>
+            <w:tcW w:type="dxa" w:w="1926"/>
             <w:shd w:val="clear" w:color="auto" w:fill="6B2FA0"/>
             <w:tcMar>
               <w:top w:w="100" w:type="dxa"/>
@@ -6178,12 +6832,9 @@
         </w:tc>
       </w:tr>
       <w:tr>
-        <w:trPr>
-          <w:cantSplit/>
-        </w:trPr>
         <w:tc>
           <w:tcPr>
-            <w:tcW w:type="dxa" w:w="1927"/>
+            <w:tcW w:type="dxa" w:w="1928"/>
             <w:shd w:val="clear" w:color="auto" w:fill="FFFFFF"/>
             <w:tcMar>
               <w:top w:w="80" w:type="dxa"/>
@@ -6238,7 +6889,7 @@
         </w:tc>
         <w:tc>
           <w:tcPr>
-            <w:tcW w:type="dxa" w:w="1927"/>
+            <w:tcW w:type="dxa" w:w="1928"/>
             <w:shd w:val="clear" w:color="auto" w:fill="FFFFFF"/>
             <w:tcMar>
               <w:top w:w="80" w:type="dxa"/>
@@ -6315,7 +6966,7 @@
         </w:tc>
         <w:tc>
           <w:tcPr>
-            <w:tcW w:type="dxa" w:w="1927"/>
+            <w:tcW w:type="dxa" w:w="1928"/>
             <w:shd w:val="clear" w:color="auto" w:fill="FFFFFF"/>
             <w:tcMar>
               <w:top w:w="80" w:type="dxa"/>
@@ -6351,7 +7002,7 @@
         </w:tc>
         <w:tc>
           <w:tcPr>
-            <w:tcW w:type="dxa" w:w="1927"/>
+            <w:tcW w:type="dxa" w:w="1928"/>
             <w:shd w:val="clear" w:color="auto" w:fill="FFFFFF"/>
             <w:tcMar>
               <w:top w:w="80" w:type="dxa"/>
@@ -6427,7 +7078,7 @@
         </w:tc>
         <w:tc>
           <w:tcPr>
-            <w:tcW w:type="dxa" w:w="1930"/>
+            <w:tcW w:type="dxa" w:w="1926"/>
             <w:shd w:val="clear" w:color="auto" w:fill="FFFFFF"/>
             <w:tcMar>
               <w:top w:w="80" w:type="dxa"/>
@@ -6483,12 +7134,9 @@
         </w:tc>
       </w:tr>
       <w:tr>
-        <w:trPr>
-          <w:cantSplit/>
-        </w:trPr>
         <w:tc>
           <w:tcPr>
-            <w:tcW w:type="dxa" w:w="1927"/>
+            <w:tcW w:type="dxa" w:w="1928"/>
             <w:shd w:val="clear" w:color="auto" w:fill="FFFFFF"/>
             <w:tcMar>
               <w:top w:w="80" w:type="dxa"/>
@@ -6563,7 +7211,7 @@
         </w:tc>
         <w:tc>
           <w:tcPr>
-            <w:tcW w:type="dxa" w:w="1927"/>
+            <w:tcW w:type="dxa" w:w="1928"/>
             <w:shd w:val="clear" w:color="auto" w:fill="FFFFFF"/>
             <w:tcMar>
               <w:top w:w="80" w:type="dxa"/>
@@ -6641,7 +7289,7 @@
         </w:tc>
         <w:tc>
           <w:tcPr>
-            <w:tcW w:type="dxa" w:w="1927"/>
+            <w:tcW w:type="dxa" w:w="1928"/>
             <w:shd w:val="clear" w:color="auto" w:fill="FFFFFF"/>
             <w:tcMar>
               <w:top w:w="80" w:type="dxa"/>
@@ -6719,7 +7367,7 @@
         </w:tc>
         <w:tc>
           <w:tcPr>
-            <w:tcW w:type="dxa" w:w="1927"/>
+            <w:tcW w:type="dxa" w:w="1928"/>
             <w:shd w:val="clear" w:color="auto" w:fill="FFFFFF"/>
             <w:tcMar>
               <w:top w:w="80" w:type="dxa"/>
@@ -6795,7 +7443,7 @@
         </w:tc>
         <w:tc>
           <w:tcPr>
-            <w:tcW w:type="dxa" w:w="1930"/>
+            <w:tcW w:type="dxa" w:w="1926"/>
             <w:shd w:val="clear" w:color="auto" w:fill="FFFFFF"/>
             <w:tcMar>
               <w:top w:w="80" w:type="dxa"/>
@@ -6851,12 +7499,9 @@
         </w:tc>
       </w:tr>
       <w:tr>
-        <w:trPr>
-          <w:cantSplit/>
-        </w:trPr>
         <w:tc>
           <w:tcPr>
-            <w:tcW w:type="dxa" w:w="1927"/>
+            <w:tcW w:type="dxa" w:w="1928"/>
             <w:shd w:val="clear" w:color="auto" w:fill="FFFFFF"/>
             <w:tcMar>
               <w:top w:w="80" w:type="dxa"/>
@@ -6952,7 +7597,7 @@
         </w:tc>
         <w:tc>
           <w:tcPr>
-            <w:tcW w:type="dxa" w:w="1927"/>
+            <w:tcW w:type="dxa" w:w="1928"/>
             <w:shd w:val="clear" w:color="auto" w:fill="FFFFFF"/>
             <w:tcMar>
               <w:top w:w="80" w:type="dxa"/>
@@ -7029,7 +7674,7 @@
         </w:tc>
         <w:tc>
           <w:tcPr>
-            <w:tcW w:type="dxa" w:w="1927"/>
+            <w:tcW w:type="dxa" w:w="1928"/>
             <w:shd w:val="clear" w:color="auto" w:fill="FFFFFF"/>
             <w:tcMar>
               <w:top w:w="80" w:type="dxa"/>
@@ -7107,7 +7752,7 @@
         </w:tc>
         <w:tc>
           <w:tcPr>
-            <w:tcW w:type="dxa" w:w="1927"/>
+            <w:tcW w:type="dxa" w:w="1928"/>
             <w:shd w:val="clear" w:color="auto" w:fill="FFFFFF"/>
             <w:tcMar>
               <w:top w:w="80" w:type="dxa"/>
@@ -7183,7 +7828,7 @@
         </w:tc>
         <w:tc>
           <w:tcPr>
-            <w:tcW w:type="dxa" w:w="1930"/>
+            <w:tcW w:type="dxa" w:w="1926"/>
             <w:shd w:val="clear" w:color="auto" w:fill="FFFFFF"/>
             <w:tcMar>
               <w:top w:w="80" w:type="dxa"/>
@@ -7239,12 +7884,9 @@
         </w:tc>
       </w:tr>
       <w:tr>
-        <w:trPr>
-          <w:cantSplit/>
-        </w:trPr>
         <w:tc>
           <w:tcPr>
-            <w:tcW w:type="dxa" w:w="1927"/>
+            <w:tcW w:type="dxa" w:w="1928"/>
             <w:shd w:val="clear" w:color="auto" w:fill="FFFFFF"/>
             <w:tcMar>
               <w:top w:w="80" w:type="dxa"/>
@@ -7319,7 +7961,7 @@
         </w:tc>
         <w:tc>
           <w:tcPr>
-            <w:tcW w:type="dxa" w:w="1927"/>
+            <w:tcW w:type="dxa" w:w="1928"/>
             <w:shd w:val="clear" w:color="auto" w:fill="FFFFFF"/>
             <w:tcMar>
               <w:top w:w="80" w:type="dxa"/>
@@ -7376,7 +8018,7 @@
         </w:tc>
         <w:tc>
           <w:tcPr>
-            <w:tcW w:type="dxa" w:w="1927"/>
+            <w:tcW w:type="dxa" w:w="1928"/>
             <w:shd w:val="clear" w:color="auto" w:fill="FFFFFF"/>
             <w:tcMar>
               <w:top w:w="80" w:type="dxa"/>
@@ -7433,7 +8075,7 @@
         </w:tc>
         <w:tc>
           <w:tcPr>
-            <w:tcW w:type="dxa" w:w="1927"/>
+            <w:tcW w:type="dxa" w:w="1928"/>
             <w:shd w:val="clear" w:color="auto" w:fill="FFFFFF"/>
             <w:tcMar>
               <w:top w:w="80" w:type="dxa"/>
@@ -7509,7 +8151,7 @@
         </w:tc>
         <w:tc>
           <w:tcPr>
-            <w:tcW w:type="dxa" w:w="1930"/>
+            <w:tcW w:type="dxa" w:w="1926"/>
             <w:shd w:val="clear" w:color="auto" w:fill="FFFFFF"/>
             <w:tcMar>
               <w:top w:w="80" w:type="dxa"/>
@@ -7794,6 +8436,7 @@
         <w:tblW w:type="dxa" w:w="9638"/>
         <w:tblLayout w:type="fixed"/>
         <w:tblLook w:firstColumn="1" w:firstRow="1" w:lastColumn="0" w:lastRow="0" w:noHBand="0" w:noVBand="1" w:val="04A0"/>
+        <w:tblDescription w:val="code_block"/>
         <w:jc w:val="center"/>
       </w:tblPr>
       <w:tblGrid>
@@ -8892,6 +9535,7 @@
         <w:tblW w:type="dxa" w:w="9638"/>
         <w:tblLayout w:type="fixed"/>
         <w:tblLook w:firstColumn="1" w:firstRow="1" w:lastColumn="0" w:lastRow="0" w:noHBand="0" w:noVBand="1" w:val="04A0"/>
+        <w:tblDescription w:val="code_block"/>
         <w:jc w:val="center"/>
       </w:tblPr>
       <w:tblGrid>
@@ -10734,6 +11378,7 @@
         <w:tblW w:type="dxa" w:w="9638"/>
         <w:tblLayout w:type="fixed"/>
         <w:tblLook w:firstColumn="1" w:firstRow="1" w:lastColumn="0" w:lastRow="0" w:noHBand="0" w:noVBand="1" w:val="04A0"/>
+        <w:tblDescription w:val="heading_badge"/>
         <w:bidiVisual/>
       </w:tblPr>
       <w:tblGrid>
@@ -10741,6 +11386,9 @@
         <w:gridCol w:w="8438"/>
       </w:tblGrid>
       <w:tr>
+        <w:trPr>
+          <w:cantSplit/>
+        </w:trPr>
         <w:tc>
           <w:tcPr>
             <w:tcW w:type="dxa" w:w="1200"/>
@@ -10798,10 +11446,12 @@
           <w:p>
             <w:pPr>
               <w:bidi w:val="1"/>
-              <w:jc w:val="start"/>
+              <w:jc w:val="right"/>
               <w:keepNext/>
               <w:keepLines/>
+              <w:outlineLvl w:val="1"/>
             </w:pPr>
+            <w:bookmarkStart w:id="4" w:name="md______________________________0b6336e5"/>
             <w:r>
               <w:rPr>
                 <w:rFonts w:ascii="Vazirmatn" w:hAnsi="Vazirmatn" w:cs="Vazirmatn"/>
@@ -10812,7 +11462,103 @@
                 <w:color w:val="2D2D2D"/>
                 <w:lang w:val="en-US" w:bidi="fa-IR"/>
               </w:rPr>
-              <w:t xml:space="preserve">دستورالعمل‌های عملیاتی و نگه‌داری </w:t>
+              <w:t>دستورالعمل‌های</w:t>
+            </w:r>
+            <w:r>
+              <w:rPr>
+                <w:rFonts w:ascii="Vazirmatn" w:hAnsi="Vazirmatn" w:cs="Vazirmatn"/>
+                <w:sz w:val="28"/>
+                <w:szCs w:val="28"/>
+                <w:b/>
+                <w:bCs/>
+                <w:color w:val="2D2D2D"/>
+                <w:lang w:val="en-US" w:bidi="fa-IR"/>
+              </w:rPr>
+              <w:t xml:space="preserve"> </w:t>
+            </w:r>
+            <w:r>
+              <w:rPr>
+                <w:rFonts w:ascii="Vazirmatn" w:hAnsi="Vazirmatn" w:cs="Vazirmatn"/>
+                <w:sz w:val="28"/>
+                <w:szCs w:val="28"/>
+                <w:b/>
+                <w:bCs/>
+                <w:color w:val="2D2D2D"/>
+                <w:lang w:val="en-US" w:bidi="fa-IR"/>
+              </w:rPr>
+              <w:t>عملیاتی</w:t>
+            </w:r>
+            <w:r>
+              <w:rPr>
+                <w:rFonts w:ascii="Vazirmatn" w:hAnsi="Vazirmatn" w:cs="Vazirmatn"/>
+                <w:sz w:val="28"/>
+                <w:szCs w:val="28"/>
+                <w:b/>
+                <w:bCs/>
+                <w:color w:val="2D2D2D"/>
+                <w:lang w:val="en-US" w:bidi="fa-IR"/>
+              </w:rPr>
+              <w:t xml:space="preserve"> </w:t>
+            </w:r>
+            <w:r>
+              <w:rPr>
+                <w:rFonts w:ascii="Vazirmatn" w:hAnsi="Vazirmatn" w:cs="Vazirmatn"/>
+                <w:sz w:val="28"/>
+                <w:szCs w:val="28"/>
+                <w:b/>
+                <w:bCs/>
+                <w:color w:val="2D2D2D"/>
+                <w:lang w:val="en-US" w:bidi="fa-IR"/>
+              </w:rPr>
+              <w:t>و</w:t>
+            </w:r>
+            <w:r>
+              <w:rPr>
+                <w:rFonts w:ascii="Vazirmatn" w:hAnsi="Vazirmatn" w:cs="Vazirmatn"/>
+                <w:sz w:val="28"/>
+                <w:szCs w:val="28"/>
+                <w:b/>
+                <w:bCs/>
+                <w:color w:val="2D2D2D"/>
+                <w:lang w:val="en-US" w:bidi="fa-IR"/>
+              </w:rPr>
+              <w:t xml:space="preserve"> </w:t>
+            </w:r>
+            <w:r>
+              <w:rPr>
+                <w:rFonts w:ascii="Vazirmatn" w:hAnsi="Vazirmatn" w:cs="Vazirmatn"/>
+                <w:sz w:val="28"/>
+                <w:szCs w:val="28"/>
+                <w:b/>
+                <w:bCs/>
+                <w:color w:val="2D2D2D"/>
+                <w:lang w:val="en-US" w:bidi="fa-IR"/>
+              </w:rPr>
+              <w:t>نگه‌داری</w:t>
+            </w:r>
+            <w:r>
+              <w:rPr>
+                <w:rFonts w:ascii="Vazirmatn" w:hAnsi="Vazirmatn" w:cs="Vazirmatn"/>
+                <w:sz w:val="28"/>
+                <w:szCs w:val="28"/>
+                <w:b/>
+                <w:bCs/>
+                <w:color w:val="2D2D2D"/>
+                <w:lang w:val="en-US" w:bidi="fa-IR"/>
+              </w:rPr>
+              <w:t xml:space="preserve"> </w:t>
+            </w:r>
+            <w:r>
+              <w:rPr>
+                <w:rFonts w:ascii="Vazirmatn" w:hAnsi="Vazirmatn" w:cs="Vazirmatn"/>
+                <w:sz w:val="28"/>
+                <w:szCs w:val="28"/>
+                <w:b/>
+                <w:bCs/>
+                <w:color w:val="2D2D2D"/>
+                <w:lang w:val="en-US" w:bidi="fa-IR"/>
+              </w:rPr>
+              <w:t>(</w:t>
             </w:r>
             <w:r>
               <w:rPr>
@@ -10825,8 +11571,46 @@
                 <w:lang w:val="en-US" w:bidi="fa-IR"/>
                 <w:rtl w:val="0"/>
               </w:rPr>
-              <w:t>(Maintenance Guidelines)</w:t>
-            </w:r>
+              <w:t>Maintenance</w:t>
+            </w:r>
+            <w:r>
+              <w:rPr>
+                <w:rFonts w:ascii="Vazirmatn" w:hAnsi="Vazirmatn" w:cs="Vazirmatn"/>
+                <w:sz w:val="28"/>
+                <w:szCs w:val="28"/>
+                <w:b/>
+                <w:bCs/>
+                <w:color w:val="2D2D2D"/>
+                <w:lang w:val="en-US" w:bidi="fa-IR"/>
+              </w:rPr>
+              <w:t xml:space="preserve"> </w:t>
+            </w:r>
+            <w:r>
+              <w:rPr>
+                <w:rFonts w:ascii="Segoe UI" w:hAnsi="Segoe UI" w:cs="Vazirmatn"/>
+                <w:sz w:val="28"/>
+                <w:szCs w:val="28"/>
+                <w:b/>
+                <w:bCs/>
+                <w:color w:val="2D2D2D"/>
+                <w:lang w:val="en-US" w:bidi="fa-IR"/>
+                <w:rtl w:val="0"/>
+              </w:rPr>
+              <w:t>Guidelines</w:t>
+            </w:r>
+            <w:r>
+              <w:rPr>
+                <w:rFonts w:ascii="Vazirmatn" w:hAnsi="Vazirmatn" w:cs="Vazirmatn"/>
+                <w:sz w:val="28"/>
+                <w:szCs w:val="28"/>
+                <w:b/>
+                <w:bCs/>
+                <w:color w:val="2D2D2D"/>
+                <w:lang w:val="en-US" w:bidi="fa-IR"/>
+              </w:rPr>
+              <w:t>)</w:t>
+            </w:r>
+            <w:bookmarkEnd w:id="4"/>
           </w:p>
         </w:tc>
       </w:tr>
@@ -11078,15 +11862,15 @@
     <w:p>
       <w:pPr>
         <w:bidi w:val="1"/>
-        <w:spacing w:after="40"/>
-        <w:ind w:right="360"/>
-        <w:jc w:val="start"/>
+        <w:spacing w:line="336" w:lineRule="auto" w:after="40"/>
+        <w:ind w:right="677" w:hanging="317"/>
+        <w:jc w:val="right"/>
       </w:pPr>
       <w:r>
         <w:rPr>
           <w:rFonts w:ascii="Vazirmatn" w:hAnsi="Vazirmatn" w:cs="Vazirmatn"/>
-          <w:sz w:val="21"/>
-          <w:szCs w:val="21"/>
+          <w:sz w:val="22"/>
+          <w:szCs w:val="22"/>
           <w:lang w:val="en-US" w:bidi="fa-IR"/>
         </w:rPr>
         <w:t xml:space="preserve">- </w:t>
@@ -11094,8 +11878,8 @@
       <w:r>
         <w:rPr>
           <w:rFonts w:ascii="Vazirmatn" w:hAnsi="Vazirmatn" w:cs="Vazirmatn"/>
-          <w:sz w:val="21"/>
-          <w:szCs w:val="21"/>
+          <w:sz w:val="22"/>
+          <w:szCs w:val="22"/>
           <w:color w:val="2D2D2D"/>
           <w:lang w:val="en-US" w:bidi="fa-IR"/>
         </w:rPr>
@@ -11104,8 +11888,8 @@
       <w:r>
         <w:rPr>
           <w:rFonts w:ascii="Vazirmatn" w:hAnsi="Vazirmatn" w:cs="Vazirmatn"/>
-          <w:sz w:val="21"/>
-          <w:szCs w:val="21"/>
+          <w:sz w:val="22"/>
+          <w:szCs w:val="22"/>
           <w:color w:val="2D2D2D"/>
           <w:lang w:val="en-US" w:bidi="fa-IR"/>
         </w:rPr>
@@ -11114,8 +11898,8 @@
       <w:r>
         <w:rPr>
           <w:rFonts w:ascii="Vazirmatn" w:hAnsi="Vazirmatn" w:cs="Vazirmatn"/>
-          <w:sz w:val="21"/>
-          <w:szCs w:val="21"/>
+          <w:sz w:val="22"/>
+          <w:szCs w:val="22"/>
           <w:color w:val="2D2D2D"/>
           <w:lang w:val="en-US" w:bidi="fa-IR"/>
         </w:rPr>
@@ -11124,8 +11908,8 @@
       <w:r>
         <w:rPr>
           <w:rFonts w:ascii="Vazirmatn" w:hAnsi="Vazirmatn" w:cs="Vazirmatn"/>
-          <w:sz w:val="21"/>
-          <w:szCs w:val="21"/>
+          <w:sz w:val="22"/>
+          <w:szCs w:val="22"/>
           <w:color w:val="2D2D2D"/>
           <w:lang w:val="en-US" w:bidi="fa-IR"/>
         </w:rPr>
@@ -11134,8 +11918,8 @@
       <w:r>
         <w:rPr>
           <w:rFonts w:ascii="Vazirmatn" w:hAnsi="Vazirmatn" w:cs="Vazirmatn"/>
-          <w:sz w:val="21"/>
-          <w:szCs w:val="21"/>
+          <w:sz w:val="22"/>
+          <w:szCs w:val="22"/>
           <w:color w:val="2D2D2D"/>
           <w:lang w:val="en-US" w:bidi="fa-IR"/>
         </w:rPr>
@@ -11144,8 +11928,8 @@
       <w:r>
         <w:rPr>
           <w:rFonts w:ascii="Segoe UI" w:hAnsi="Segoe UI" w:cs="Vazirmatn"/>
-          <w:sz w:val="21"/>
-          <w:szCs w:val="21"/>
+          <w:sz w:val="22"/>
+          <w:szCs w:val="22"/>
           <w:color w:val="2D2D2D"/>
           <w:lang w:val="en-US" w:bidi="fa-IR"/>
           <w:rtl w:val="0"/>
@@ -11155,8 +11939,8 @@
       <w:r>
         <w:rPr>
           <w:rFonts w:ascii="Vazirmatn" w:hAnsi="Vazirmatn" w:cs="Vazirmatn"/>
-          <w:sz w:val="21"/>
-          <w:szCs w:val="21"/>
+          <w:sz w:val="22"/>
+          <w:szCs w:val="22"/>
           <w:color w:val="2D2D2D"/>
           <w:lang w:val="en-US" w:bidi="fa-IR"/>
         </w:rPr>
@@ -11165,8 +11949,8 @@
       <w:r>
         <w:rPr>
           <w:rFonts w:ascii="Segoe UI" w:hAnsi="Segoe UI" w:cs="Vazirmatn"/>
-          <w:sz w:val="21"/>
-          <w:szCs w:val="21"/>
+          <w:sz w:val="22"/>
+          <w:szCs w:val="22"/>
           <w:color w:val="2D2D2D"/>
           <w:lang w:val="en-US" w:bidi="fa-IR"/>
           <w:rtl w:val="0"/>
@@ -11176,8 +11960,8 @@
       <w:r>
         <w:rPr>
           <w:rFonts w:ascii="Vazirmatn" w:hAnsi="Vazirmatn" w:cs="Vazirmatn"/>
-          <w:sz w:val="21"/>
-          <w:szCs w:val="21"/>
+          <w:sz w:val="22"/>
+          <w:szCs w:val="22"/>
           <w:color w:val="2D2D2D"/>
           <w:lang w:val="en-US" w:bidi="fa-IR"/>
         </w:rPr>
@@ -11186,8 +11970,8 @@
       <w:r>
         <w:rPr>
           <w:rFonts w:ascii="Vazirmatn" w:hAnsi="Vazirmatn" w:cs="Vazirmatn"/>
-          <w:sz w:val="21"/>
-          <w:szCs w:val="21"/>
+          <w:sz w:val="22"/>
+          <w:szCs w:val="22"/>
           <w:color w:val="2D2D2D"/>
           <w:lang w:val="en-US" w:bidi="fa-IR"/>
         </w:rPr>
@@ -11196,8 +11980,8 @@
       <w:r>
         <w:rPr>
           <w:rFonts w:ascii="Vazirmatn" w:hAnsi="Vazirmatn" w:cs="Vazirmatn"/>
-          <w:sz w:val="21"/>
-          <w:szCs w:val="21"/>
+          <w:sz w:val="22"/>
+          <w:szCs w:val="22"/>
           <w:color w:val="2D2D2D"/>
           <w:lang w:val="en-US" w:bidi="fa-IR"/>
         </w:rPr>
@@ -11206,8 +11990,8 @@
       <w:r>
         <w:rPr>
           <w:rFonts w:ascii="Segoe UI" w:hAnsi="Segoe UI" w:cs="Vazirmatn"/>
-          <w:sz w:val="21"/>
-          <w:szCs w:val="21"/>
+          <w:sz w:val="22"/>
+          <w:szCs w:val="22"/>
           <w:color w:val="2D2D2D"/>
           <w:lang w:val="en-US" w:bidi="fa-IR"/>
           <w:rtl w:val="0"/>
@@ -11217,8 +12001,8 @@
       <w:r>
         <w:rPr>
           <w:rFonts w:ascii="Vazirmatn" w:hAnsi="Vazirmatn" w:cs="Vazirmatn"/>
-          <w:sz w:val="21"/>
-          <w:szCs w:val="21"/>
+          <w:sz w:val="22"/>
+          <w:szCs w:val="22"/>
           <w:color w:val="2D2D2D"/>
           <w:lang w:val="en-US" w:bidi="fa-IR"/>
         </w:rPr>
@@ -11227,8 +12011,8 @@
       <w:r>
         <w:rPr>
           <w:rFonts w:ascii="Vazirmatn" w:hAnsi="Vazirmatn" w:cs="Vazirmatn"/>
-          <w:sz w:val="21"/>
-          <w:szCs w:val="21"/>
+          <w:sz w:val="22"/>
+          <w:szCs w:val="22"/>
           <w:color w:val="2D2D2D"/>
           <w:lang w:val="en-US" w:bidi="fa-IR"/>
         </w:rPr>
@@ -11237,8 +12021,8 @@
       <w:r>
         <w:rPr>
           <w:rFonts w:ascii="Vazirmatn" w:hAnsi="Vazirmatn" w:cs="Vazirmatn"/>
-          <w:sz w:val="21"/>
-          <w:szCs w:val="21"/>
+          <w:sz w:val="22"/>
+          <w:szCs w:val="22"/>
           <w:color w:val="2D2D2D"/>
           <w:lang w:val="en-US" w:bidi="fa-IR"/>
         </w:rPr>
@@ -11247,8 +12031,8 @@
       <w:r>
         <w:rPr>
           <w:rFonts w:ascii="Vazirmatn" w:hAnsi="Vazirmatn" w:cs="Vazirmatn"/>
-          <w:sz w:val="21"/>
-          <w:szCs w:val="21"/>
+          <w:sz w:val="22"/>
+          <w:szCs w:val="22"/>
           <w:color w:val="2D2D2D"/>
           <w:lang w:val="en-US" w:bidi="fa-IR"/>
         </w:rPr>
@@ -11257,8 +12041,8 @@
       <w:r>
         <w:rPr>
           <w:rFonts w:ascii="Vazirmatn" w:hAnsi="Vazirmatn" w:cs="Vazirmatn"/>
-          <w:sz w:val="21"/>
-          <w:szCs w:val="21"/>
+          <w:sz w:val="22"/>
+          <w:szCs w:val="22"/>
           <w:color w:val="2D2D2D"/>
           <w:lang w:val="en-US" w:bidi="fa-IR"/>
         </w:rPr>
@@ -11267,8 +12051,8 @@
       <w:r>
         <w:rPr>
           <w:rFonts w:ascii="Vazirmatn" w:hAnsi="Vazirmatn" w:cs="Vazirmatn"/>
-          <w:sz w:val="21"/>
-          <w:szCs w:val="21"/>
+          <w:sz w:val="22"/>
+          <w:szCs w:val="22"/>
           <w:color w:val="2D2D2D"/>
           <w:lang w:val="en-US" w:bidi="fa-IR"/>
         </w:rPr>
@@ -11277,8 +12061,8 @@
       <w:r>
         <w:rPr>
           <w:rFonts w:ascii="Vazirmatn" w:hAnsi="Vazirmatn" w:cs="Vazirmatn"/>
-          <w:sz w:val="21"/>
-          <w:szCs w:val="21"/>
+          <w:sz w:val="22"/>
+          <w:szCs w:val="22"/>
           <w:color w:val="2D2D2D"/>
           <w:lang w:val="en-US" w:bidi="fa-IR"/>
         </w:rPr>
@@ -11287,8 +12071,8 @@
       <w:r>
         <w:rPr>
           <w:rFonts w:ascii="Vazirmatn" w:hAnsi="Vazirmatn" w:cs="Vazirmatn"/>
-          <w:sz w:val="21"/>
-          <w:szCs w:val="21"/>
+          <w:sz w:val="22"/>
+          <w:szCs w:val="22"/>
           <w:color w:val="2D2D2D"/>
           <w:lang w:val="en-US" w:bidi="fa-IR"/>
         </w:rPr>
@@ -11297,8 +12081,8 @@
       <w:r>
         <w:rPr>
           <w:rFonts w:ascii="Vazirmatn" w:hAnsi="Vazirmatn" w:cs="Vazirmatn"/>
-          <w:sz w:val="21"/>
-          <w:szCs w:val="21"/>
+          <w:sz w:val="22"/>
+          <w:szCs w:val="22"/>
           <w:color w:val="2D2D2D"/>
           <w:lang w:val="en-US" w:bidi="fa-IR"/>
         </w:rPr>
@@ -11307,8 +12091,8 @@
       <w:r>
         <w:rPr>
           <w:rFonts w:ascii="Vazirmatn" w:hAnsi="Vazirmatn" w:cs="Vazirmatn"/>
-          <w:sz w:val="21"/>
-          <w:szCs w:val="21"/>
+          <w:sz w:val="22"/>
+          <w:szCs w:val="22"/>
           <w:color w:val="2D2D2D"/>
           <w:lang w:val="en-US" w:bidi="fa-IR"/>
         </w:rPr>
@@ -11317,8 +12101,8 @@
       <w:r>
         <w:rPr>
           <w:rFonts w:ascii="Vazirmatn" w:hAnsi="Vazirmatn" w:cs="Vazirmatn"/>
-          <w:sz w:val="21"/>
-          <w:szCs w:val="21"/>
+          <w:sz w:val="22"/>
+          <w:szCs w:val="22"/>
           <w:color w:val="2D2D2D"/>
           <w:lang w:val="en-US" w:bidi="fa-IR"/>
         </w:rPr>
@@ -11327,8 +12111,8 @@
       <w:r>
         <w:rPr>
           <w:rFonts w:ascii="Vazirmatn" w:hAnsi="Vazirmatn" w:cs="Vazirmatn"/>
-          <w:sz w:val="21"/>
-          <w:szCs w:val="21"/>
+          <w:sz w:val="22"/>
+          <w:szCs w:val="22"/>
           <w:color w:val="2D2D2D"/>
           <w:lang w:val="en-US" w:bidi="fa-IR"/>
         </w:rPr>
@@ -11337,8 +12121,8 @@
       <w:r>
         <w:rPr>
           <w:rFonts w:ascii="Vazirmatn" w:hAnsi="Vazirmatn" w:cs="Vazirmatn"/>
-          <w:sz w:val="21"/>
-          <w:szCs w:val="21"/>
+          <w:sz w:val="22"/>
+          <w:szCs w:val="22"/>
           <w:color w:val="2D2D2D"/>
           <w:lang w:val="en-US" w:bidi="fa-IR"/>
         </w:rPr>
@@ -11347,8 +12131,8 @@
       <w:r>
         <w:rPr>
           <w:rFonts w:ascii="Vazirmatn" w:hAnsi="Vazirmatn" w:cs="Vazirmatn"/>
-          <w:sz w:val="21"/>
-          <w:szCs w:val="21"/>
+          <w:sz w:val="22"/>
+          <w:szCs w:val="22"/>
           <w:color w:val="2D2D2D"/>
           <w:lang w:val="en-US" w:bidi="fa-IR"/>
         </w:rPr>
@@ -11357,8 +12141,8 @@
       <w:r>
         <w:rPr>
           <w:rFonts w:ascii="Vazirmatn" w:hAnsi="Vazirmatn" w:cs="Vazirmatn"/>
-          <w:sz w:val="21"/>
-          <w:szCs w:val="21"/>
+          <w:sz w:val="22"/>
+          <w:szCs w:val="22"/>
           <w:color w:val="2D2D2D"/>
           <w:lang w:val="en-US" w:bidi="fa-IR"/>
         </w:rPr>
@@ -11367,8 +12151,8 @@
       <w:r>
         <w:rPr>
           <w:rFonts w:ascii="Vazirmatn" w:hAnsi="Vazirmatn" w:cs="Vazirmatn"/>
-          <w:sz w:val="21"/>
-          <w:szCs w:val="21"/>
+          <w:sz w:val="22"/>
+          <w:szCs w:val="22"/>
           <w:color w:val="2D2D2D"/>
           <w:lang w:val="en-US" w:bidi="fa-IR"/>
         </w:rPr>
@@ -11377,8 +12161,8 @@
       <w:r>
         <w:rPr>
           <w:rFonts w:ascii="Vazirmatn" w:hAnsi="Vazirmatn" w:cs="Vazirmatn"/>
-          <w:sz w:val="21"/>
-          <w:szCs w:val="21"/>
+          <w:sz w:val="22"/>
+          <w:szCs w:val="22"/>
           <w:color w:val="2D2D2D"/>
           <w:lang w:val="en-US" w:bidi="fa-IR"/>
         </w:rPr>
@@ -11387,8 +12171,8 @@
       <w:r>
         <w:rPr>
           <w:rFonts w:ascii="Vazirmatn" w:hAnsi="Vazirmatn" w:cs="Vazirmatn"/>
-          <w:sz w:val="21"/>
-          <w:szCs w:val="21"/>
+          <w:sz w:val="22"/>
+          <w:szCs w:val="22"/>
           <w:color w:val="2D2D2D"/>
           <w:lang w:val="en-US" w:bidi="fa-IR"/>
         </w:rPr>
@@ -11397,8 +12181,8 @@
       <w:r>
         <w:rPr>
           <w:rFonts w:ascii="Vazirmatn" w:hAnsi="Vazirmatn" w:cs="Vazirmatn"/>
-          <w:sz w:val="21"/>
-          <w:szCs w:val="21"/>
+          <w:sz w:val="22"/>
+          <w:szCs w:val="22"/>
           <w:color w:val="2D2D2D"/>
           <w:lang w:val="en-US" w:bidi="fa-IR"/>
         </w:rPr>
@@ -11408,15 +12192,15 @@
     <w:p>
       <w:pPr>
         <w:bidi w:val="1"/>
-        <w:spacing w:after="40"/>
-        <w:ind w:right="360"/>
-        <w:jc w:val="start"/>
+        <w:spacing w:line="336" w:lineRule="auto" w:after="40"/>
+        <w:ind w:right="677" w:hanging="317"/>
+        <w:jc w:val="right"/>
       </w:pPr>
       <w:r>
         <w:rPr>
           <w:rFonts w:ascii="Vazirmatn" w:hAnsi="Vazirmatn" w:cs="Vazirmatn"/>
-          <w:sz w:val="21"/>
-          <w:szCs w:val="21"/>
+          <w:sz w:val="22"/>
+          <w:szCs w:val="22"/>
           <w:lang w:val="en-US" w:bidi="fa-IR"/>
         </w:rPr>
         <w:t xml:space="preserve">- </w:t>
@@ -11424,8 +12208,8 @@
       <w:r>
         <w:rPr>
           <w:rFonts w:ascii="Vazirmatn" w:hAnsi="Vazirmatn" w:cs="Vazirmatn"/>
-          <w:sz w:val="21"/>
-          <w:szCs w:val="21"/>
+          <w:sz w:val="22"/>
+          <w:szCs w:val="22"/>
           <w:color w:val="2D2D2D"/>
           <w:lang w:val="en-US" w:bidi="fa-IR"/>
         </w:rPr>
@@ -11434,8 +12218,8 @@
       <w:r>
         <w:rPr>
           <w:rFonts w:ascii="Vazirmatn" w:hAnsi="Vazirmatn" w:cs="Vazirmatn"/>
-          <w:sz w:val="21"/>
-          <w:szCs w:val="21"/>
+          <w:sz w:val="22"/>
+          <w:szCs w:val="22"/>
           <w:color w:val="2D2D2D"/>
           <w:lang w:val="en-US" w:bidi="fa-IR"/>
         </w:rPr>
@@ -11444,8 +12228,8 @@
       <w:r>
         <w:rPr>
           <w:rFonts w:ascii="Vazirmatn" w:hAnsi="Vazirmatn" w:cs="Vazirmatn"/>
-          <w:sz w:val="21"/>
-          <w:szCs w:val="21"/>
+          <w:sz w:val="22"/>
+          <w:szCs w:val="22"/>
           <w:color w:val="2D2D2D"/>
           <w:lang w:val="en-US" w:bidi="fa-IR"/>
         </w:rPr>
@@ -11454,8 +12238,8 @@
       <w:r>
         <w:rPr>
           <w:rFonts w:ascii="Vazirmatn" w:hAnsi="Vazirmatn" w:cs="Vazirmatn"/>
-          <w:sz w:val="21"/>
-          <w:szCs w:val="21"/>
+          <w:sz w:val="22"/>
+          <w:szCs w:val="22"/>
           <w:color w:val="2D2D2D"/>
           <w:lang w:val="en-US" w:bidi="fa-IR"/>
         </w:rPr>
@@ -11464,8 +12248,8 @@
       <w:r>
         <w:rPr>
           <w:rFonts w:ascii="Vazirmatn" w:hAnsi="Vazirmatn" w:cs="Vazirmatn"/>
-          <w:sz w:val="21"/>
-          <w:szCs w:val="21"/>
+          <w:sz w:val="22"/>
+          <w:szCs w:val="22"/>
           <w:color w:val="2D2D2D"/>
           <w:lang w:val="en-US" w:bidi="fa-IR"/>
         </w:rPr>
@@ -11474,8 +12258,8 @@
       <w:r>
         <w:rPr>
           <w:rFonts w:ascii="Segoe UI" w:hAnsi="Segoe UI" w:cs="Vazirmatn"/>
-          <w:sz w:val="21"/>
-          <w:szCs w:val="21"/>
+          <w:sz w:val="22"/>
+          <w:szCs w:val="22"/>
           <w:color w:val="2D2D2D"/>
           <w:lang w:val="en-US" w:bidi="fa-IR"/>
           <w:rtl w:val="0"/>
@@ -11485,8 +12269,8 @@
       <w:r>
         <w:rPr>
           <w:rFonts w:ascii="Vazirmatn" w:hAnsi="Vazirmatn" w:cs="Vazirmatn"/>
-          <w:sz w:val="21"/>
-          <w:szCs w:val="21"/>
+          <w:sz w:val="22"/>
+          <w:szCs w:val="22"/>
           <w:color w:val="2D2D2D"/>
           <w:lang w:val="en-US" w:bidi="fa-IR"/>
         </w:rPr>
@@ -11495,8 +12279,8 @@
       <w:r>
         <w:rPr>
           <w:rFonts w:ascii="Segoe UI" w:hAnsi="Segoe UI" w:cs="Vazirmatn"/>
-          <w:sz w:val="21"/>
-          <w:szCs w:val="21"/>
+          <w:sz w:val="22"/>
+          <w:szCs w:val="22"/>
           <w:color w:val="2D2D2D"/>
           <w:lang w:val="en-US" w:bidi="fa-IR"/>
           <w:rtl w:val="0"/>
@@ -11506,8 +12290,8 @@
       <w:r>
         <w:rPr>
           <w:rFonts w:ascii="Vazirmatn" w:hAnsi="Vazirmatn" w:cs="Vazirmatn"/>
-          <w:sz w:val="21"/>
-          <w:szCs w:val="21"/>
+          <w:sz w:val="22"/>
+          <w:szCs w:val="22"/>
           <w:color w:val="2D2D2D"/>
           <w:lang w:val="en-US" w:bidi="fa-IR"/>
         </w:rPr>
@@ -11516,8 +12300,8 @@
       <w:r>
         <w:rPr>
           <w:rFonts w:ascii="Segoe UI" w:hAnsi="Segoe UI" w:cs="Vazirmatn"/>
-          <w:sz w:val="21"/>
-          <w:szCs w:val="21"/>
+          <w:sz w:val="22"/>
+          <w:szCs w:val="22"/>
           <w:color w:val="2D2D2D"/>
           <w:lang w:val="en-US" w:bidi="fa-IR"/>
           <w:rtl w:val="0"/>
@@ -11527,8 +12311,8 @@
       <w:r>
         <w:rPr>
           <w:rFonts w:ascii="Vazirmatn" w:hAnsi="Vazirmatn" w:cs="Vazirmatn"/>
-          <w:sz w:val="21"/>
-          <w:szCs w:val="21"/>
+          <w:sz w:val="22"/>
+          <w:szCs w:val="22"/>
           <w:color w:val="2D2D2D"/>
           <w:lang w:val="en-US" w:bidi="fa-IR"/>
         </w:rPr>
@@ -11537,8 +12321,8 @@
       <w:r>
         <w:rPr>
           <w:rFonts w:ascii="Segoe UI" w:hAnsi="Segoe UI" w:cs="Vazirmatn"/>
-          <w:sz w:val="21"/>
-          <w:szCs w:val="21"/>
+          <w:sz w:val="22"/>
+          <w:szCs w:val="22"/>
           <w:color w:val="2D2D2D"/>
           <w:lang w:val="en-US" w:bidi="fa-IR"/>
           <w:rtl w:val="0"/>
@@ -11548,8 +12332,8 @@
       <w:r>
         <w:rPr>
           <w:rFonts w:ascii="Vazirmatn" w:hAnsi="Vazirmatn" w:cs="Vazirmatn"/>
-          <w:sz w:val="21"/>
-          <w:szCs w:val="21"/>
+          <w:sz w:val="22"/>
+          <w:szCs w:val="22"/>
           <w:color w:val="2D2D2D"/>
           <w:lang w:val="en-US" w:bidi="fa-IR"/>
         </w:rPr>
@@ -11558,8 +12342,8 @@
       <w:r>
         <w:rPr>
           <w:rFonts w:ascii="Vazirmatn" w:hAnsi="Vazirmatn" w:cs="Vazirmatn"/>
-          <w:sz w:val="21"/>
-          <w:szCs w:val="21"/>
+          <w:sz w:val="22"/>
+          <w:szCs w:val="22"/>
           <w:color w:val="2D2D2D"/>
           <w:lang w:val="en-US" w:bidi="fa-IR"/>
         </w:rPr>
@@ -11568,8 +12352,8 @@
       <w:r>
         <w:rPr>
           <w:rFonts w:ascii="Vazirmatn" w:hAnsi="Vazirmatn" w:cs="Vazirmatn"/>
-          <w:sz w:val="21"/>
-          <w:szCs w:val="21"/>
+          <w:sz w:val="22"/>
+          <w:szCs w:val="22"/>
           <w:color w:val="2D2D2D"/>
           <w:lang w:val="en-US" w:bidi="fa-IR"/>
         </w:rPr>
@@ -11578,8 +12362,8 @@
       <w:r>
         <w:rPr>
           <w:rFonts w:ascii="Vazirmatn" w:hAnsi="Vazirmatn" w:cs="Vazirmatn"/>
-          <w:sz w:val="21"/>
-          <w:szCs w:val="21"/>
+          <w:sz w:val="22"/>
+          <w:szCs w:val="22"/>
           <w:color w:val="2D2D2D"/>
           <w:lang w:val="en-US" w:bidi="fa-IR"/>
         </w:rPr>
@@ -11588,8 +12372,8 @@
       <w:r>
         <w:rPr>
           <w:rFonts w:ascii="Vazirmatn" w:hAnsi="Vazirmatn" w:cs="Vazirmatn"/>
-          <w:sz w:val="21"/>
-          <w:szCs w:val="21"/>
+          <w:sz w:val="22"/>
+          <w:szCs w:val="22"/>
           <w:color w:val="2D2D2D"/>
           <w:lang w:val="en-US" w:bidi="fa-IR"/>
         </w:rPr>
@@ -11598,8 +12382,8 @@
       <w:r>
         <w:rPr>
           <w:rFonts w:ascii="Vazirmatn" w:hAnsi="Vazirmatn" w:cs="Vazirmatn"/>
-          <w:sz w:val="21"/>
-          <w:szCs w:val="21"/>
+          <w:sz w:val="22"/>
+          <w:szCs w:val="22"/>
           <w:color w:val="2D2D2D"/>
           <w:lang w:val="en-US" w:bidi="fa-IR"/>
         </w:rPr>
@@ -11608,8 +12392,8 @@
       <w:r>
         <w:rPr>
           <w:rFonts w:ascii="Vazirmatn" w:hAnsi="Vazirmatn" w:cs="Vazirmatn"/>
-          <w:sz w:val="21"/>
-          <w:szCs w:val="21"/>
+          <w:sz w:val="22"/>
+          <w:szCs w:val="22"/>
           <w:color w:val="2D2D2D"/>
           <w:lang w:val="en-US" w:bidi="fa-IR"/>
         </w:rPr>
@@ -11618,8 +12402,8 @@
       <w:r>
         <w:rPr>
           <w:rFonts w:ascii="Vazirmatn" w:hAnsi="Vazirmatn" w:cs="Vazirmatn"/>
-          <w:sz w:val="21"/>
-          <w:szCs w:val="21"/>
+          <w:sz w:val="22"/>
+          <w:szCs w:val="22"/>
           <w:color w:val="2D2D2D"/>
           <w:lang w:val="en-US" w:bidi="fa-IR"/>
         </w:rPr>
@@ -11628,8 +12412,8 @@
       <w:r>
         <w:rPr>
           <w:rFonts w:ascii="Vazirmatn" w:hAnsi="Vazirmatn" w:cs="Vazirmatn"/>
-          <w:sz w:val="21"/>
-          <w:szCs w:val="21"/>
+          <w:sz w:val="22"/>
+          <w:szCs w:val="22"/>
           <w:color w:val="2D2D2D"/>
           <w:lang w:val="en-US" w:bidi="fa-IR"/>
         </w:rPr>
@@ -11638,8 +12422,8 @@
       <w:r>
         <w:rPr>
           <w:rFonts w:ascii="Vazirmatn" w:hAnsi="Vazirmatn" w:cs="Vazirmatn"/>
-          <w:sz w:val="21"/>
-          <w:szCs w:val="21"/>
+          <w:sz w:val="22"/>
+          <w:szCs w:val="22"/>
           <w:color w:val="2D2D2D"/>
           <w:lang w:val="en-US" w:bidi="fa-IR"/>
         </w:rPr>
@@ -11648,8 +12432,8 @@
       <w:r>
         <w:rPr>
           <w:rFonts w:ascii="Vazirmatn" w:hAnsi="Vazirmatn" w:cs="Vazirmatn"/>
-          <w:sz w:val="21"/>
-          <w:szCs w:val="21"/>
+          <w:sz w:val="22"/>
+          <w:szCs w:val="22"/>
           <w:color w:val="2D2D2D"/>
           <w:lang w:val="en-US" w:bidi="fa-IR"/>
         </w:rPr>
@@ -11658,8 +12442,8 @@
       <w:r>
         <w:rPr>
           <w:rFonts w:ascii="Vazirmatn" w:hAnsi="Vazirmatn" w:cs="Vazirmatn"/>
-          <w:sz w:val="21"/>
-          <w:szCs w:val="21"/>
+          <w:sz w:val="22"/>
+          <w:szCs w:val="22"/>
           <w:color w:val="2D2D2D"/>
           <w:lang w:val="en-US" w:bidi="fa-IR"/>
         </w:rPr>
@@ -11668,8 +12452,8 @@
       <w:r>
         <w:rPr>
           <w:rFonts w:ascii="Vazirmatn" w:hAnsi="Vazirmatn" w:cs="Vazirmatn"/>
-          <w:sz w:val="21"/>
-          <w:szCs w:val="21"/>
+          <w:sz w:val="22"/>
+          <w:szCs w:val="22"/>
           <w:color w:val="2D2D2D"/>
           <w:lang w:val="en-US" w:bidi="fa-IR"/>
         </w:rPr>
@@ -11679,15 +12463,15 @@
     <w:p>
       <w:pPr>
         <w:bidi w:val="1"/>
-        <w:spacing w:after="40"/>
-        <w:ind w:right="360"/>
-        <w:jc w:val="start"/>
+        <w:spacing w:line="336" w:lineRule="auto" w:after="40"/>
+        <w:ind w:right="677" w:hanging="317"/>
+        <w:jc w:val="right"/>
       </w:pPr>
       <w:r>
         <w:rPr>
           <w:rFonts w:ascii="Vazirmatn" w:hAnsi="Vazirmatn" w:cs="Vazirmatn"/>
-          <w:sz w:val="21"/>
-          <w:szCs w:val="21"/>
+          <w:sz w:val="22"/>
+          <w:szCs w:val="22"/>
           <w:lang w:val="en-US" w:bidi="fa-IR"/>
         </w:rPr>
         <w:t xml:space="preserve">- </w:t>
@@ -11695,8 +12479,8 @@
       <w:r>
         <w:rPr>
           <w:rFonts w:ascii="Vazirmatn" w:hAnsi="Vazirmatn" w:cs="Vazirmatn"/>
-          <w:sz w:val="21"/>
-          <w:szCs w:val="21"/>
+          <w:sz w:val="22"/>
+          <w:szCs w:val="22"/>
           <w:color w:val="2D2D2D"/>
           <w:lang w:val="en-US" w:bidi="fa-IR"/>
         </w:rPr>
@@ -11705,8 +12489,8 @@
       <w:r>
         <w:rPr>
           <w:rFonts w:ascii="Vazirmatn" w:hAnsi="Vazirmatn" w:cs="Vazirmatn"/>
-          <w:sz w:val="21"/>
-          <w:szCs w:val="21"/>
+          <w:sz w:val="22"/>
+          <w:szCs w:val="22"/>
           <w:color w:val="2D2D2D"/>
           <w:lang w:val="en-US" w:bidi="fa-IR"/>
         </w:rPr>
@@ -11715,8 +12499,8 @@
       <w:r>
         <w:rPr>
           <w:rFonts w:ascii="Vazirmatn" w:hAnsi="Vazirmatn" w:cs="Vazirmatn"/>
-          <w:sz w:val="21"/>
-          <w:szCs w:val="21"/>
+          <w:sz w:val="22"/>
+          <w:szCs w:val="22"/>
           <w:color w:val="2D2D2D"/>
           <w:lang w:val="en-US" w:bidi="fa-IR"/>
         </w:rPr>
@@ -11725,8 +12509,8 @@
       <w:r>
         <w:rPr>
           <w:rFonts w:ascii="Vazirmatn" w:hAnsi="Vazirmatn" w:cs="Vazirmatn"/>
-          <w:sz w:val="21"/>
-          <w:szCs w:val="21"/>
+          <w:sz w:val="22"/>
+          <w:szCs w:val="22"/>
           <w:color w:val="2D2D2D"/>
           <w:lang w:val="en-US" w:bidi="fa-IR"/>
         </w:rPr>
@@ -11735,8 +12519,8 @@
       <w:r>
         <w:rPr>
           <w:rFonts w:ascii="Segoe UI" w:hAnsi="Segoe UI" w:cs="Vazirmatn"/>
-          <w:sz w:val="21"/>
-          <w:szCs w:val="21"/>
+          <w:sz w:val="22"/>
+          <w:szCs w:val="22"/>
           <w:color w:val="2D2D2D"/>
           <w:lang w:val="en-US" w:bidi="fa-IR"/>
           <w:rtl w:val="0"/>
@@ -11746,8 +12530,8 @@
       <w:r>
         <w:rPr>
           <w:rFonts w:ascii="Vazirmatn" w:hAnsi="Vazirmatn" w:cs="Vazirmatn"/>
-          <w:sz w:val="21"/>
-          <w:szCs w:val="21"/>
+          <w:sz w:val="22"/>
+          <w:szCs w:val="22"/>
           <w:color w:val="2D2D2D"/>
           <w:lang w:val="en-US" w:bidi="fa-IR"/>
         </w:rPr>
@@ -11756,8 +12540,8 @@
       <w:r>
         <w:rPr>
           <w:rFonts w:ascii="Segoe UI" w:hAnsi="Segoe UI" w:cs="Vazirmatn"/>
-          <w:sz w:val="21"/>
-          <w:szCs w:val="21"/>
+          <w:sz w:val="22"/>
+          <w:szCs w:val="22"/>
           <w:color w:val="2D2D2D"/>
           <w:lang w:val="en-US" w:bidi="fa-IR"/>
           <w:rtl w:val="0"/>
@@ -11767,8 +12551,8 @@
       <w:r>
         <w:rPr>
           <w:rFonts w:ascii="Vazirmatn" w:hAnsi="Vazirmatn" w:cs="Vazirmatn"/>
-          <w:sz w:val="21"/>
-          <w:szCs w:val="21"/>
+          <w:sz w:val="22"/>
+          <w:szCs w:val="22"/>
           <w:color w:val="2D2D2D"/>
           <w:lang w:val="en-US" w:bidi="fa-IR"/>
         </w:rPr>
@@ -11777,8 +12561,8 @@
       <w:r>
         <w:rPr>
           <w:rFonts w:ascii="Vazirmatn" w:hAnsi="Vazirmatn" w:cs="Vazirmatn"/>
-          <w:sz w:val="21"/>
-          <w:szCs w:val="21"/>
+          <w:sz w:val="22"/>
+          <w:szCs w:val="22"/>
           <w:color w:val="2D2D2D"/>
           <w:lang w:val="en-US" w:bidi="fa-IR"/>
         </w:rPr>
@@ -11787,8 +12571,8 @@
       <w:r>
         <w:rPr>
           <w:rFonts w:ascii="Vazirmatn" w:hAnsi="Vazirmatn" w:cs="Vazirmatn"/>
-          <w:sz w:val="21"/>
-          <w:szCs w:val="21"/>
+          <w:sz w:val="22"/>
+          <w:szCs w:val="22"/>
           <w:color w:val="2D2D2D"/>
           <w:lang w:val="en-US" w:bidi="fa-IR"/>
         </w:rPr>
@@ -11797,8 +12581,8 @@
       <w:r>
         <w:rPr>
           <w:rFonts w:ascii="Vazirmatn" w:hAnsi="Vazirmatn" w:cs="Vazirmatn"/>
-          <w:sz w:val="21"/>
-          <w:szCs w:val="21"/>
+          <w:sz w:val="22"/>
+          <w:szCs w:val="22"/>
           <w:color w:val="2D2D2D"/>
           <w:lang w:val="en-US" w:bidi="fa-IR"/>
         </w:rPr>
@@ -11807,8 +12591,8 @@
       <w:r>
         <w:rPr>
           <w:rFonts w:ascii="Vazirmatn" w:hAnsi="Vazirmatn" w:cs="Vazirmatn"/>
-          <w:sz w:val="21"/>
-          <w:szCs w:val="21"/>
+          <w:sz w:val="22"/>
+          <w:szCs w:val="22"/>
           <w:color w:val="2D2D2D"/>
           <w:lang w:val="en-US" w:bidi="fa-IR"/>
         </w:rPr>
@@ -11817,8 +12601,8 @@
       <w:r>
         <w:rPr>
           <w:rFonts w:ascii="Vazirmatn" w:hAnsi="Vazirmatn" w:cs="Vazirmatn"/>
-          <w:sz w:val="21"/>
-          <w:szCs w:val="21"/>
+          <w:sz w:val="22"/>
+          <w:szCs w:val="22"/>
           <w:color w:val="2D2D2D"/>
           <w:lang w:val="en-US" w:bidi="fa-IR"/>
         </w:rPr>
@@ -11827,8 +12611,8 @@
       <w:r>
         <w:rPr>
           <w:rFonts w:ascii="Vazirmatn" w:hAnsi="Vazirmatn" w:cs="Vazirmatn"/>
-          <w:sz w:val="21"/>
-          <w:szCs w:val="21"/>
+          <w:sz w:val="22"/>
+          <w:szCs w:val="22"/>
           <w:color w:val="2D2D2D"/>
           <w:lang w:val="en-US" w:bidi="fa-IR"/>
         </w:rPr>
@@ -11837,8 +12621,8 @@
       <w:r>
         <w:rPr>
           <w:rFonts w:ascii="Vazirmatn" w:hAnsi="Vazirmatn" w:cs="Vazirmatn"/>
-          <w:sz w:val="21"/>
-          <w:szCs w:val="21"/>
+          <w:sz w:val="22"/>
+          <w:szCs w:val="22"/>
           <w:color w:val="2D2D2D"/>
           <w:lang w:val="en-US" w:bidi="fa-IR"/>
         </w:rPr>
@@ -11847,8 +12631,8 @@
       <w:r>
         <w:rPr>
           <w:rFonts w:ascii="Vazirmatn" w:hAnsi="Vazirmatn" w:cs="Vazirmatn"/>
-          <w:sz w:val="21"/>
-          <w:szCs w:val="21"/>
+          <w:sz w:val="22"/>
+          <w:szCs w:val="22"/>
           <w:color w:val="2D2D2D"/>
           <w:lang w:val="en-US" w:bidi="fa-IR"/>
         </w:rPr>
@@ -11857,8 +12641,8 @@
       <w:r>
         <w:rPr>
           <w:rFonts w:ascii="Vazirmatn" w:hAnsi="Vazirmatn" w:cs="Vazirmatn"/>
-          <w:sz w:val="21"/>
-          <w:szCs w:val="21"/>
+          <w:sz w:val="22"/>
+          <w:szCs w:val="22"/>
           <w:color w:val="2D2D2D"/>
           <w:lang w:val="en-US" w:bidi="fa-IR"/>
         </w:rPr>
@@ -11867,8 +12651,8 @@
       <w:r>
         <w:rPr>
           <w:rFonts w:ascii="Vazirmatn" w:hAnsi="Vazirmatn" w:cs="Vazirmatn"/>
-          <w:sz w:val="21"/>
-          <w:szCs w:val="21"/>
+          <w:sz w:val="22"/>
+          <w:szCs w:val="22"/>
           <w:color w:val="2D2D2D"/>
           <w:lang w:val="en-US" w:bidi="fa-IR"/>
         </w:rPr>
@@ -11877,8 +12661,8 @@
       <w:r>
         <w:rPr>
           <w:rFonts w:ascii="Vazirmatn" w:hAnsi="Vazirmatn" w:cs="Vazirmatn"/>
-          <w:sz w:val="21"/>
-          <w:szCs w:val="21"/>
+          <w:sz w:val="22"/>
+          <w:szCs w:val="22"/>
           <w:color w:val="2D2D2D"/>
           <w:lang w:val="en-US" w:bidi="fa-IR"/>
         </w:rPr>
@@ -11887,8 +12671,8 @@
       <w:r>
         <w:rPr>
           <w:rFonts w:ascii="Vazirmatn" w:hAnsi="Vazirmatn" w:cs="Vazirmatn"/>
-          <w:sz w:val="21"/>
-          <w:szCs w:val="21"/>
+          <w:sz w:val="22"/>
+          <w:szCs w:val="22"/>
           <w:color w:val="2D2D2D"/>
           <w:lang w:val="en-US" w:bidi="fa-IR"/>
         </w:rPr>
@@ -11897,8 +12681,8 @@
       <w:r>
         <w:rPr>
           <w:rFonts w:ascii="Vazirmatn" w:hAnsi="Vazirmatn" w:cs="Vazirmatn"/>
-          <w:sz w:val="21"/>
-          <w:szCs w:val="21"/>
+          <w:sz w:val="22"/>
+          <w:szCs w:val="22"/>
           <w:color w:val="2D2D2D"/>
           <w:lang w:val="en-US" w:bidi="fa-IR"/>
         </w:rPr>
@@ -11907,8 +12691,8 @@
       <w:r>
         <w:rPr>
           <w:rFonts w:ascii="Vazirmatn" w:hAnsi="Vazirmatn" w:cs="Vazirmatn"/>
-          <w:sz w:val="21"/>
-          <w:szCs w:val="21"/>
+          <w:sz w:val="22"/>
+          <w:szCs w:val="22"/>
           <w:color w:val="2D2D2D"/>
           <w:lang w:val="en-US" w:bidi="fa-IR"/>
         </w:rPr>
@@ -11917,8 +12701,8 @@
       <w:r>
         <w:rPr>
           <w:rFonts w:ascii="Vazirmatn" w:hAnsi="Vazirmatn" w:cs="Vazirmatn"/>
-          <w:sz w:val="21"/>
-          <w:szCs w:val="21"/>
+          <w:sz w:val="22"/>
+          <w:szCs w:val="22"/>
           <w:color w:val="2D2D2D"/>
           <w:lang w:val="en-US" w:bidi="fa-IR"/>
         </w:rPr>
@@ -12158,6 +12942,7 @@
         <w:tblW w:type="dxa" w:w="9638"/>
         <w:tblLayout w:type="fixed"/>
         <w:tblLook w:firstColumn="1" w:firstRow="1" w:lastColumn="0" w:lastRow="0" w:noHBand="0" w:noVBand="1" w:val="04A0"/>
+        <w:tblDescription w:val="code_block"/>
         <w:jc w:val="center"/>
       </w:tblPr>
       <w:tblGrid>
@@ -13033,275 +13818,11 @@
                 <w:rFonts w:ascii="Courier New" w:hAnsi="Courier New" w:cs="Vazirmatn"/>
                 <w:sz w:val="19"/>
                 <w:szCs w:val="19"/>
-                <w:color w:val="bbbbbb"/>
-                <w:lang w:val="en-US" w:bidi="fa-IR"/>
-                <w:rtl w:val="0"/>
-              </w:rPr>
-              <w:t xml:space="preserve">    </w:t>
-            </w:r>
-            <w:r>
-              <w:rPr>
-                <w:rFonts w:ascii="Courier New" w:hAnsi="Courier New" w:cs="Vazirmatn"/>
-                <w:sz w:val="19"/>
-                <w:szCs w:val="19"/>
-                <w:color w:val="24292E"/>
-                <w:lang w:val="en-US" w:bidi="fa-IR"/>
-                <w:rtl w:val="0"/>
-              </w:rPr>
-              <w:t>SELECT</w:t>
-            </w:r>
-            <w:r>
-              <w:rPr>
-                <w:rFonts w:ascii="Courier New" w:hAnsi="Courier New" w:cs="Vazirmatn"/>
-                <w:sz w:val="19"/>
-                <w:szCs w:val="19"/>
-                <w:color w:val="bbbbbb"/>
-                <w:lang w:val="en-US" w:bidi="fa-IR"/>
-                <w:rtl w:val="0"/>
-              </w:rPr>
-              <w:t xml:space="preserve"> </w:t>
-            </w:r>
-            <w:r>
-              <w:rPr>
-                <w:rFonts w:ascii="Courier New" w:hAnsi="Courier New" w:cs="Vazirmatn"/>
-                <w:sz w:val="19"/>
-                <w:szCs w:val="19"/>
-                <w:color w:val="24292E"/>
-                <w:lang w:val="en-US" w:bidi="fa-IR"/>
-                <w:rtl w:val="0"/>
-              </w:rPr>
-              <w:t>OBJECT_NAME</w:t>
-            </w:r>
-            <w:r>
-              <w:rPr>
-                <w:rFonts w:ascii="Courier New" w:hAnsi="Courier New" w:cs="Vazirmatn"/>
-                <w:sz w:val="19"/>
-                <w:szCs w:val="19"/>
-                <w:color w:val="24292E"/>
-                <w:lang w:val="en-US" w:bidi="fa-IR"/>
-                <w:rtl w:val="0"/>
-              </w:rPr>
-              <w:t>(</w:t>
-            </w:r>
-            <w:r>
-              <w:rPr>
-                <w:rFonts w:ascii="Courier New" w:hAnsi="Courier New" w:cs="Vazirmatn"/>
-                <w:sz w:val="19"/>
-                <w:szCs w:val="19"/>
-                <w:color w:val="24292E"/>
-                <w:lang w:val="en-US" w:bidi="fa-IR"/>
-                <w:rtl w:val="0"/>
-              </w:rPr>
-              <w:t>object_id</w:t>
-            </w:r>
-            <w:r>
-              <w:rPr>
-                <w:rFonts w:ascii="Courier New" w:hAnsi="Courier New" w:cs="Vazirmatn"/>
-                <w:sz w:val="19"/>
-                <w:szCs w:val="19"/>
-                <w:color w:val="24292E"/>
-                <w:lang w:val="en-US" w:bidi="fa-IR"/>
-                <w:rtl w:val="0"/>
-              </w:rPr>
-              <w:t>)</w:t>
-            </w:r>
-            <w:r>
-              <w:rPr>
-                <w:rFonts w:ascii="Courier New" w:hAnsi="Courier New" w:cs="Vazirmatn"/>
-                <w:sz w:val="19"/>
-                <w:szCs w:val="19"/>
-                <w:color w:val="bbbbbb"/>
-                <w:lang w:val="en-US" w:bidi="fa-IR"/>
-                <w:rtl w:val="0"/>
-              </w:rPr>
-              <w:t xml:space="preserve"> </w:t>
-            </w:r>
-            <w:r>
-              <w:rPr>
-                <w:rFonts w:ascii="Courier New" w:hAnsi="Courier New" w:cs="Vazirmatn"/>
-                <w:sz w:val="19"/>
-                <w:szCs w:val="19"/>
-                <w:color w:val="24292E"/>
-                <w:lang w:val="en-US" w:bidi="fa-IR"/>
-                <w:rtl w:val="0"/>
-              </w:rPr>
-              <w:t>AS</w:t>
-            </w:r>
-            <w:r>
-              <w:rPr>
-                <w:rFonts w:ascii="Courier New" w:hAnsi="Courier New" w:cs="Vazirmatn"/>
-                <w:sz w:val="19"/>
-                <w:szCs w:val="19"/>
-                <w:color w:val="bbbbbb"/>
-                <w:lang w:val="en-US" w:bidi="fa-IR"/>
-                <w:rtl w:val="0"/>
-              </w:rPr>
-              <w:t xml:space="preserve"> </w:t>
-            </w:r>
-            <w:r>
-              <w:rPr>
-                <w:rFonts w:ascii="Courier New" w:hAnsi="Courier New" w:cs="Vazirmatn"/>
-                <w:sz w:val="19"/>
-                <w:szCs w:val="19"/>
-                <w:color w:val="24292E"/>
-                <w:lang w:val="en-US" w:bidi="fa-IR"/>
-                <w:rtl w:val="0"/>
-              </w:rPr>
-              <w:t>tableName</w:t>
-            </w:r>
-            <w:r>
-              <w:rPr>
-                <w:rFonts w:ascii="Courier New" w:hAnsi="Courier New" w:cs="Vazirmatn"/>
-                <w:sz w:val="19"/>
-                <w:szCs w:val="19"/>
-                <w:color w:val="24292E"/>
-                <w:lang w:val="en-US" w:bidi="fa-IR"/>
-                <w:rtl w:val="0"/>
-              </w:rPr>
-              <w:t>,</w:t>
-            </w:r>
-            <w:r>
-              <w:rPr>
-                <w:rFonts w:ascii="Courier New" w:hAnsi="Courier New" w:cs="Vazirmatn"/>
-                <w:sz w:val="19"/>
-                <w:szCs w:val="19"/>
-                <w:color w:val="bbbbbb"/>
-                <w:lang w:val="en-US" w:bidi="fa-IR"/>
-                <w:rtl w:val="0"/>
-              </w:rPr>
-              <w:t xml:space="preserve"> </w:t>
-            </w:r>
-            <w:r>
-              <w:rPr>
-                <w:rFonts w:ascii="Courier New" w:hAnsi="Courier New" w:cs="Vazirmatn"/>
-                <w:sz w:val="19"/>
-                <w:szCs w:val="19"/>
-                <w:color w:val="24292E"/>
-                <w:lang w:val="en-US" w:bidi="fa-IR"/>
-                <w:rtl w:val="0"/>
-              </w:rPr>
-              <w:t>name</w:t>
-            </w:r>
-            <w:r>
-              <w:rPr>
-                <w:rFonts w:ascii="Courier New" w:hAnsi="Courier New" w:cs="Vazirmatn"/>
-                <w:sz w:val="19"/>
-                <w:szCs w:val="19"/>
-                <w:color w:val="bbbbbb"/>
-                <w:lang w:val="en-US" w:bidi="fa-IR"/>
-                <w:rtl w:val="0"/>
-              </w:rPr>
-              <w:t xml:space="preserve"> </w:t>
-            </w:r>
-            <w:r>
-              <w:rPr>
-                <w:rFonts w:ascii="Courier New" w:hAnsi="Courier New" w:cs="Vazirmatn"/>
-                <w:sz w:val="19"/>
-                <w:szCs w:val="19"/>
-                <w:color w:val="24292E"/>
-                <w:lang w:val="en-US" w:bidi="fa-IR"/>
-                <w:rtl w:val="0"/>
-              </w:rPr>
-              <w:t>AS</w:t>
-            </w:r>
-            <w:r>
-              <w:rPr>
-                <w:rFonts w:ascii="Courier New" w:hAnsi="Courier New" w:cs="Vazirmatn"/>
-                <w:sz w:val="19"/>
-                <w:szCs w:val="19"/>
-                <w:color w:val="bbbbbb"/>
-                <w:lang w:val="en-US" w:bidi="fa-IR"/>
-                <w:rtl w:val="0"/>
-              </w:rPr>
-              <w:t xml:space="preserve"> </w:t>
-            </w:r>
-            <w:r>
-              <w:rPr>
-                <w:rFonts w:ascii="Courier New" w:hAnsi="Courier New" w:cs="Vazirmatn"/>
-                <w:sz w:val="19"/>
-                <w:szCs w:val="19"/>
-                <w:color w:val="24292E"/>
-                <w:lang w:val="en-US" w:bidi="fa-IR"/>
-                <w:rtl w:val="0"/>
-              </w:rPr>
-              <w:t>indexName</w:t>
-            </w:r>
-            <w:r>
-              <w:rPr>
-                <w:rFonts w:ascii="Courier New" w:hAnsi="Courier New" w:cs="Vazirmatn"/>
-                <w:sz w:val="19"/>
-                <w:szCs w:val="19"/>
-                <w:color w:val="24292E"/>
-                <w:lang w:val="en-US" w:bidi="fa-IR"/>
-                <w:rtl w:val="0"/>
-              </w:rPr>
-              <w:t>,</w:t>
-            </w:r>
-            <w:r>
-              <w:rPr>
-                <w:rFonts w:ascii="Courier New" w:hAnsi="Courier New" w:cs="Vazirmatn"/>
-                <w:sz w:val="19"/>
-                <w:szCs w:val="19"/>
-                <w:color w:val="bbbbbb"/>
-                <w:lang w:val="en-US" w:bidi="fa-IR"/>
-                <w:rtl w:val="0"/>
-              </w:rPr>
-              <w:t xml:space="preserve"> </w:t>
-            </w:r>
-            <w:r>
-              <w:rPr>
-                <w:rFonts w:ascii="Courier New" w:hAnsi="Courier New" w:cs="Vazirmatn"/>
-                <w:sz w:val="19"/>
-                <w:szCs w:val="19"/>
-                <w:color w:val="24292E"/>
-                <w:lang w:val="en-US" w:bidi="fa-IR"/>
-                <w:rtl w:val="0"/>
-              </w:rPr>
-              <w:t>avg_fragmentation_in_percent</w:t>
-            </w:r>
-            <w:r>
-              <w:rPr>
-                <w:rFonts w:ascii="Courier New" w:hAnsi="Courier New" w:cs="Vazirmatn"/>
-                <w:sz w:val="19"/>
-                <w:szCs w:val="19"/>
-                <w:color w:val="bbbbbb"/>
-                <w:lang w:val="en-US" w:bidi="fa-IR"/>
-                <w:rtl w:val="0"/>
-              </w:rPr>
-              <w:t xml:space="preserve"> </w:t>
-            </w:r>
-            <w:r>
-              <w:rPr>
-                <w:rFonts w:ascii="Courier New" w:hAnsi="Courier New" w:cs="Vazirmatn"/>
-                <w:sz w:val="19"/>
-                <w:szCs w:val="19"/>
-                <w:color w:val="24292E"/>
-                <w:lang w:val="en-US" w:bidi="fa-IR"/>
-                <w:rtl w:val="0"/>
-              </w:rPr>
-              <w:t>AS</w:t>
-            </w:r>
-            <w:r>
-              <w:rPr>
-                <w:rFonts w:ascii="Courier New" w:hAnsi="Courier New" w:cs="Vazirmatn"/>
-                <w:sz w:val="19"/>
-                <w:szCs w:val="19"/>
-                <w:color w:val="bbbbbb"/>
-                <w:lang w:val="en-US" w:bidi="fa-IR"/>
-                <w:rtl w:val="0"/>
-              </w:rPr>
-              <w:t xml:space="preserve"> </w:t>
-            </w:r>
-            <w:r>
-              <w:rPr>
-                <w:rFonts w:ascii="Courier New" w:hAnsi="Courier New" w:cs="Vazirmatn"/>
-                <w:sz w:val="19"/>
-                <w:szCs w:val="19"/>
-                <w:color w:val="24292E"/>
-                <w:lang w:val="en-US" w:bidi="fa-IR"/>
-                <w:rtl w:val="0"/>
-              </w:rPr>
-              <w:t>fragmentationPercent</w:t>
+                <w:color w:val="4070a0"/>
+                <w:lang w:val="en-US" w:bidi="fa-IR"/>
+                <w:rtl w:val="0"/>
+              </w:rPr>
+              <w:t xml:space="preserve">    SELECT OBJECT_NAME(object_id) AS tableName, name AS indexName, avg_fragmentation_in_percent AS fragmentationPercent</w:t>
             </w:r>
           </w:p>
           <w:p>
@@ -13315,253 +13836,11 @@
                 <w:rFonts w:ascii="Courier New" w:hAnsi="Courier New" w:cs="Vazirmatn"/>
                 <w:sz w:val="19"/>
                 <w:szCs w:val="19"/>
-                <w:color w:val="bbbbbb"/>
-                <w:lang w:val="en-US" w:bidi="fa-IR"/>
-                <w:rtl w:val="0"/>
-              </w:rPr>
-              <w:t xml:space="preserve">    </w:t>
-            </w:r>
-            <w:r>
-              <w:rPr>
-                <w:rFonts w:ascii="Courier New" w:hAnsi="Courier New" w:cs="Vazirmatn"/>
-                <w:sz w:val="19"/>
-                <w:szCs w:val="19"/>
-                <w:color w:val="24292E"/>
-                <w:lang w:val="en-US" w:bidi="fa-IR"/>
-                <w:rtl w:val="0"/>
-              </w:rPr>
-              <w:t>FROM</w:t>
-            </w:r>
-            <w:r>
-              <w:rPr>
-                <w:rFonts w:ascii="Courier New" w:hAnsi="Courier New" w:cs="Vazirmatn"/>
-                <w:sz w:val="19"/>
-                <w:szCs w:val="19"/>
-                <w:color w:val="bbbbbb"/>
-                <w:lang w:val="en-US" w:bidi="fa-IR"/>
-                <w:rtl w:val="0"/>
-              </w:rPr>
-              <w:t xml:space="preserve"> </w:t>
-            </w:r>
-            <w:r>
-              <w:rPr>
-                <w:rFonts w:ascii="Courier New" w:hAnsi="Courier New" w:cs="Vazirmatn"/>
-                <w:sz w:val="19"/>
-                <w:szCs w:val="19"/>
-                <w:color w:val="24292E"/>
-                <w:lang w:val="en-US" w:bidi="fa-IR"/>
-                <w:rtl w:val="0"/>
-              </w:rPr>
-              <w:t>sys</w:t>
-            </w:r>
-            <w:r>
-              <w:rPr>
-                <w:rFonts w:ascii="Courier New" w:hAnsi="Courier New" w:cs="Vazirmatn"/>
-                <w:sz w:val="19"/>
-                <w:szCs w:val="19"/>
-                <w:color w:val="24292E"/>
-                <w:lang w:val="en-US" w:bidi="fa-IR"/>
-                <w:rtl w:val="0"/>
-              </w:rPr>
-              <w:t>.</w:t>
-            </w:r>
-            <w:r>
-              <w:rPr>
-                <w:rFonts w:ascii="Courier New" w:hAnsi="Courier New" w:cs="Vazirmatn"/>
-                <w:sz w:val="19"/>
-                <w:szCs w:val="19"/>
-                <w:color w:val="24292E"/>
-                <w:lang w:val="en-US" w:bidi="fa-IR"/>
-                <w:rtl w:val="0"/>
-              </w:rPr>
-              <w:t>dm_db_index_physical_stats</w:t>
-            </w:r>
-            <w:r>
-              <w:rPr>
-                <w:rFonts w:ascii="Courier New" w:hAnsi="Courier New" w:cs="Vazirmatn"/>
-                <w:sz w:val="19"/>
-                <w:szCs w:val="19"/>
-                <w:color w:val="24292E"/>
-                <w:lang w:val="en-US" w:bidi="fa-IR"/>
-                <w:rtl w:val="0"/>
-              </w:rPr>
-              <w:t>(</w:t>
-            </w:r>
-            <w:r>
-              <w:rPr>
-                <w:rFonts w:ascii="Courier New" w:hAnsi="Courier New" w:cs="Vazirmatn"/>
-                <w:sz w:val="19"/>
-                <w:szCs w:val="19"/>
-                <w:color w:val="24292E"/>
-                <w:lang w:val="en-US" w:bidi="fa-IR"/>
-                <w:rtl w:val="0"/>
-              </w:rPr>
-              <w:t>DB_ID</w:t>
-            </w:r>
-            <w:r>
-              <w:rPr>
-                <w:rFonts w:ascii="Courier New" w:hAnsi="Courier New" w:cs="Vazirmatn"/>
-                <w:sz w:val="19"/>
-                <w:szCs w:val="19"/>
-                <w:color w:val="24292E"/>
-                <w:lang w:val="en-US" w:bidi="fa-IR"/>
-                <w:rtl w:val="0"/>
-              </w:rPr>
-              <w:t>(</w:t>
-            </w:r>
-            <w:r>
-              <w:rPr>
-                <w:rFonts w:ascii="Courier New" w:hAnsi="Courier New" w:cs="Vazirmatn"/>
-                <w:sz w:val="19"/>
-                <w:szCs w:val="19"/>
-                <w:color w:val="24292E"/>
-                <w:lang w:val="en-US" w:bidi="fa-IR"/>
-                <w:rtl w:val="0"/>
-              </w:rPr>
-              <w:t>)</w:t>
-            </w:r>
-            <w:r>
-              <w:rPr>
-                <w:rFonts w:ascii="Courier New" w:hAnsi="Courier New" w:cs="Vazirmatn"/>
-                <w:sz w:val="19"/>
-                <w:szCs w:val="19"/>
-                <w:color w:val="24292E"/>
-                <w:lang w:val="en-US" w:bidi="fa-IR"/>
-                <w:rtl w:val="0"/>
-              </w:rPr>
-              <w:t>,</w:t>
-            </w:r>
-            <w:r>
-              <w:rPr>
-                <w:rFonts w:ascii="Courier New" w:hAnsi="Courier New" w:cs="Vazirmatn"/>
-                <w:sz w:val="19"/>
-                <w:szCs w:val="19"/>
-                <w:color w:val="bbbbbb"/>
-                <w:lang w:val="en-US" w:bidi="fa-IR"/>
-                <w:rtl w:val="0"/>
-              </w:rPr>
-              <w:t xml:space="preserve"> </w:t>
-            </w:r>
-            <w:r>
-              <w:rPr>
-                <w:rFonts w:ascii="Courier New" w:hAnsi="Courier New" w:cs="Vazirmatn"/>
-                <w:sz w:val="19"/>
-                <w:szCs w:val="19"/>
-                <w:color w:val="24292E"/>
-                <w:lang w:val="en-US" w:bidi="fa-IR"/>
-                <w:rtl w:val="0"/>
-              </w:rPr>
-              <w:t>NULL</w:t>
-            </w:r>
-            <w:r>
-              <w:rPr>
-                <w:rFonts w:ascii="Courier New" w:hAnsi="Courier New" w:cs="Vazirmatn"/>
-                <w:sz w:val="19"/>
-                <w:szCs w:val="19"/>
-                <w:color w:val="24292E"/>
-                <w:lang w:val="en-US" w:bidi="fa-IR"/>
-                <w:rtl w:val="0"/>
-              </w:rPr>
-              <w:t>,</w:t>
-            </w:r>
-            <w:r>
-              <w:rPr>
-                <w:rFonts w:ascii="Courier New" w:hAnsi="Courier New" w:cs="Vazirmatn"/>
-                <w:sz w:val="19"/>
-                <w:szCs w:val="19"/>
-                <w:color w:val="bbbbbb"/>
-                <w:lang w:val="en-US" w:bidi="fa-IR"/>
-                <w:rtl w:val="0"/>
-              </w:rPr>
-              <w:t xml:space="preserve"> </w:t>
-            </w:r>
-            <w:r>
-              <w:rPr>
-                <w:rFonts w:ascii="Courier New" w:hAnsi="Courier New" w:cs="Vazirmatn"/>
-                <w:sz w:val="19"/>
-                <w:szCs w:val="19"/>
-                <w:color w:val="24292E"/>
-                <w:lang w:val="en-US" w:bidi="fa-IR"/>
-                <w:rtl w:val="0"/>
-              </w:rPr>
-              <w:t>NULL</w:t>
-            </w:r>
-            <w:r>
-              <w:rPr>
-                <w:rFonts w:ascii="Courier New" w:hAnsi="Courier New" w:cs="Vazirmatn"/>
-                <w:sz w:val="19"/>
-                <w:szCs w:val="19"/>
-                <w:color w:val="24292E"/>
-                <w:lang w:val="en-US" w:bidi="fa-IR"/>
-                <w:rtl w:val="0"/>
-              </w:rPr>
-              <w:t>,</w:t>
-            </w:r>
-            <w:r>
-              <w:rPr>
-                <w:rFonts w:ascii="Courier New" w:hAnsi="Courier New" w:cs="Vazirmatn"/>
-                <w:sz w:val="19"/>
-                <w:szCs w:val="19"/>
-                <w:color w:val="bbbbbb"/>
-                <w:lang w:val="en-US" w:bidi="fa-IR"/>
-                <w:rtl w:val="0"/>
-              </w:rPr>
-              <w:t xml:space="preserve"> </w:t>
-            </w:r>
-            <w:r>
-              <w:rPr>
-                <w:rFonts w:ascii="Courier New" w:hAnsi="Courier New" w:cs="Vazirmatn"/>
-                <w:sz w:val="19"/>
-                <w:szCs w:val="19"/>
-                <w:color w:val="24292E"/>
-                <w:lang w:val="en-US" w:bidi="fa-IR"/>
-                <w:rtl w:val="0"/>
-              </w:rPr>
-              <w:t>NULL</w:t>
-            </w:r>
-            <w:r>
-              <w:rPr>
-                <w:rFonts w:ascii="Courier New" w:hAnsi="Courier New" w:cs="Vazirmatn"/>
-                <w:sz w:val="19"/>
-                <w:szCs w:val="19"/>
-                <w:color w:val="24292E"/>
-                <w:lang w:val="en-US" w:bidi="fa-IR"/>
-                <w:rtl w:val="0"/>
-              </w:rPr>
-              <w:t>,</w:t>
-            </w:r>
-            <w:r>
-              <w:rPr>
-                <w:rFonts w:ascii="Courier New" w:hAnsi="Courier New" w:cs="Vazirmatn"/>
-                <w:sz w:val="19"/>
-                <w:szCs w:val="19"/>
-                <w:color w:val="bbbbbb"/>
-                <w:lang w:val="en-US" w:bidi="fa-IR"/>
-                <w:rtl w:val="0"/>
-              </w:rPr>
-              <w:t xml:space="preserve"> </w:t>
-            </w:r>
-            <w:r>
-              <w:rPr>
-                <w:rFonts w:ascii="Courier New" w:hAnsi="Courier New" w:cs="Vazirmatn"/>
-                <w:sz w:val="19"/>
-                <w:szCs w:val="19"/>
                 <w:color w:val="4070a0"/>
                 <w:lang w:val="en-US" w:bidi="fa-IR"/>
                 <w:rtl w:val="0"/>
               </w:rPr>
-              <w:t>'LIMITED'</w:t>
-            </w:r>
-            <w:r>
-              <w:rPr>
-                <w:rFonts w:ascii="Courier New" w:hAnsi="Courier New" w:cs="Vazirmatn"/>
-                <w:sz w:val="19"/>
-                <w:szCs w:val="19"/>
-                <w:color w:val="24292E"/>
-                <w:lang w:val="en-US" w:bidi="fa-IR"/>
-                <w:rtl w:val="0"/>
-              </w:rPr>
-              <w:t>)</w:t>
+              <w:t xml:space="preserve">    FROM sys.dm_db_index_physical_stats(DB_ID(), NULL, NULL, NULL, 'LIMITED')</w:t>
             </w:r>
           </w:p>
           <w:p>
@@ -13575,99 +13854,11 @@
                 <w:rFonts w:ascii="Courier New" w:hAnsi="Courier New" w:cs="Vazirmatn"/>
                 <w:sz w:val="19"/>
                 <w:szCs w:val="19"/>
-                <w:color w:val="bbbbbb"/>
-                <w:lang w:val="en-US" w:bidi="fa-IR"/>
-                <w:rtl w:val="0"/>
-              </w:rPr>
-              <w:t xml:space="preserve">    </w:t>
-            </w:r>
-            <w:r>
-              <w:rPr>
-                <w:rFonts w:ascii="Courier New" w:hAnsi="Courier New" w:cs="Vazirmatn"/>
-                <w:sz w:val="19"/>
-                <w:szCs w:val="19"/>
-                <w:color w:val="24292E"/>
-                <w:lang w:val="en-US" w:bidi="fa-IR"/>
-                <w:rtl w:val="0"/>
-              </w:rPr>
-              <w:t>WHERE</w:t>
-            </w:r>
-            <w:r>
-              <w:rPr>
-                <w:rFonts w:ascii="Courier New" w:hAnsi="Courier New" w:cs="Vazirmatn"/>
-                <w:sz w:val="19"/>
-                <w:szCs w:val="19"/>
-                <w:color w:val="bbbbbb"/>
-                <w:lang w:val="en-US" w:bidi="fa-IR"/>
-                <w:rtl w:val="0"/>
-              </w:rPr>
-              <w:t xml:space="preserve"> </w:t>
-            </w:r>
-            <w:r>
-              <w:rPr>
-                <w:rFonts w:ascii="Courier New" w:hAnsi="Courier New" w:cs="Vazirmatn"/>
-                <w:sz w:val="19"/>
-                <w:szCs w:val="19"/>
-                <w:color w:val="24292E"/>
-                <w:lang w:val="en-US" w:bidi="fa-IR"/>
-                <w:rtl w:val="0"/>
-              </w:rPr>
-              <w:t>avg_fragmentation_in_percent</w:t>
-            </w:r>
-            <w:r>
-              <w:rPr>
-                <w:rFonts w:ascii="Courier New" w:hAnsi="Courier New" w:cs="Vazirmatn"/>
-                <w:sz w:val="19"/>
-                <w:szCs w:val="19"/>
-                <w:color w:val="bbbbbb"/>
-                <w:lang w:val="en-US" w:bidi="fa-IR"/>
-                <w:rtl w:val="0"/>
-              </w:rPr>
-              <w:t xml:space="preserve"> </w:t>
-            </w:r>
-            <w:r>
-              <w:rPr>
-                <w:rFonts w:ascii="Courier New" w:hAnsi="Courier New" w:cs="Vazirmatn"/>
-                <w:sz w:val="19"/>
-                <w:szCs w:val="19"/>
-                <w:color w:val="666666"/>
-                <w:lang w:val="en-US" w:bidi="fa-IR"/>
-                <w:rtl w:val="0"/>
-              </w:rPr>
-              <w:t>&gt;</w:t>
-            </w:r>
-            <w:r>
-              <w:rPr>
-                <w:rFonts w:ascii="Courier New" w:hAnsi="Courier New" w:cs="Vazirmatn"/>
-                <w:sz w:val="19"/>
-                <w:szCs w:val="19"/>
-                <w:color w:val="bbbbbb"/>
-                <w:lang w:val="en-US" w:bidi="fa-IR"/>
-                <w:rtl w:val="0"/>
-              </w:rPr>
-              <w:t xml:space="preserve"> </w:t>
-            </w:r>
-            <w:r>
-              <w:rPr>
-                <w:rFonts w:ascii="Courier New" w:hAnsi="Courier New" w:cs="Vazirmatn"/>
-                <w:sz w:val="19"/>
-                <w:szCs w:val="19"/>
-                <w:color w:val="40a070"/>
-                <w:lang w:val="en-US" w:bidi="fa-IR"/>
-                <w:rtl w:val="0"/>
-              </w:rPr>
-              <w:t>20.0</w:t>
-            </w:r>
-            <w:r>
-              <w:rPr>
-                <w:rFonts w:ascii="Courier New" w:hAnsi="Courier New" w:cs="Vazirmatn"/>
-                <w:sz w:val="19"/>
-                <w:szCs w:val="19"/>
-                <w:color w:val="24292E"/>
-                <w:lang w:val="en-US" w:bidi="fa-IR"/>
-                <w:rtl w:val="0"/>
-              </w:rPr>
-              <w:t>;</w:t>
+                <w:color w:val="4070a0"/>
+                <w:lang w:val="en-US" w:bidi="fa-IR"/>
+                <w:rtl w:val="0"/>
+              </w:rPr>
+              <w:t xml:space="preserve">    WHERE avg_fragmentation_in_percent &gt; 20.0;</w:t>
             </w:r>
           </w:p>
           <w:p>
@@ -13681,7 +13872,7 @@
                 <w:rFonts w:ascii="Courier New" w:hAnsi="Courier New" w:cs="Vazirmatn"/>
                 <w:sz w:val="19"/>
                 <w:szCs w:val="19"/>
-                <w:color w:val="bbbbbb"/>
+                <w:color w:val="4070a0"/>
                 <w:lang w:val="en-US" w:bidi="fa-IR"/>
                 <w:rtl w:val="0"/>
               </w:rPr>
@@ -13703,7 +13894,7 @@
                 <w:rFonts w:ascii="Courier New" w:hAnsi="Courier New" w:cs="Vazirmatn"/>
                 <w:sz w:val="19"/>
                 <w:szCs w:val="19"/>
-                <w:color w:val="4070a0"/>
+                <w:color w:val="24292E"/>
                 <w:lang w:val="en-US" w:bidi="fa-IR"/>
                 <w:rtl w:val="0"/>
               </w:rPr>
@@ -14135,15 +14326,6 @@
       <w:docGrid w:linePitch="360"/>
       <w:bidi w:val="1"/>
     </w:sectPr>
-    <w:bookmarkStart w:id="50185" w:name="بررسی-عملکرد-پایگاه-داده-و-بنچمارک-سیستم"/>
-    <w:bookmarkEnd w:id="50185">
-      <w:bookmarkStart w:id="38474" w:name="معماری-کلاستر-با-قابلیت-دسترسیپذیر-بالا-"/>
-      <w:bookmarkEnd w:id="38474"/>
-      <w:bookmarkStart w:id="14019" w:name="مقایسه-شاخصهای-کلیدی-کارایی-key-performa"/>
-      <w:bookmarkEnd w:id="14019"/>
-      <w:bookmarkStart w:id="45384" w:name="دستورالعملهای-عملیاتی-و-نگهداری-maintena"/>
-      <w:bookmarkEnd w:id="45384"/>
-    </w:bookmarkEnd>
   </w:body>
 </w:document>
 </file>
